--- a/klagomål/A 23809-2026 FSC-klagomål.docx
+++ b/klagomål/A 23809-2026 FSC-klagomål.docx
@@ -1061,7 +1061,7 @@
     <w:r>
       <w:tab/>
       <w:tab/>
-      <w:t>2026-06-16</w:t>
+      <w:t>2026-06-17</w:t>
       <w:br/>
       <w:br/>
     </w:r>

--- a/klagomål/A 23809-2026 FSC-klagomål.docx
+++ b/klagomål/A 23809-2026 FSC-klagomål.docx
@@ -1,6 +1,6 @@
 
 <file path=word/document.xml><?xml version="1.0" encoding="utf-8"?>
-<w:document xmlns:wpc="http://schemas.microsoft.com/office/word/2010/wordprocessingCanvas" xmlns:cx="http://schemas.microsoft.com/office/drawing/2014/chartex" xmlns:cx1="http://schemas.microsoft.com/office/drawing/2015/9/8/chartex" xmlns:cx2="http://schemas.microsoft.com/office/drawing/2015/10/21/chartex" xmlns:cx3="http://schemas.microsoft.com/office/drawing/2016/5/9/chartex" xmlns:cx4="http://schemas.microsoft.com/office/drawing/2016/5/10/chartex" xmlns:cx5="http://schemas.microsoft.com/office/drawing/2016/5/11/chartex" xmlns:cx6="http://schemas.microsoft.com/office/drawing/2016/5/12/chartex" xmlns:cx7="http://schemas.microsoft.com/office/drawing/2016/5/13/chartex" xmlns:cx8="http://schemas.microsoft.com/office/drawing/2016/5/14/chartex" xmlns:mc="http://schemas.openxmlformats.org/markup-compatibility/2006" xmlns:aink="http://schemas.microsoft.com/office/drawing/2016/ink" xmlns:am3d="http://schemas.microsoft.com/office/drawing/2017/model3d" xmlns:o="urn:schemas-microsoft-com:office:office" xmlns:oel="http://schemas.microsoft.com/office/2019/extlst" xmlns:r="http://schemas.openxmlformats.org/officeDocument/2006/relationships" xmlns:m="http://schemas.openxmlformats.org/officeDocument/2006/math" xmlns:v="urn:schemas-microsoft-com:vml" xmlns:wp14="http://schemas.microsoft.com/office/word/2010/wordprocessingDrawing" xmlns:wp="http://schemas.openxmlformats.org/drawingml/2006/wordprocessingDrawing" xmlns:w10="urn:schemas-microsoft-com:office:word" xmlns:w="http://schemas.openxmlformats.org/wordprocessingml/2006/main" xmlns:w14="http://schemas.microsoft.com/office/word/2010/wordml" xmlns:w15="http://schemas.microsoft.com/office/word/2012/wordml" xmlns:w16cex="http://schemas.microsoft.com/office/word/2018/wordml/cex" xmlns:w16cid="http://schemas.microsoft.com/office/word/2016/wordml/cid" xmlns:w16="http://schemas.microsoft.com/office/word/2018/wordml" xmlns:w16sdtdh="http://schemas.microsoft.com/office/word/2020/wordml/sdtdatahash" xmlns:w16se="http://schemas.microsoft.com/office/word/2015/wordml/symex" xmlns:wpg="http://schemas.microsoft.com/office/word/2010/wordprocessingGroup" xmlns:wpi="http://schemas.microsoft.com/office/word/2010/wordprocessingInk" xmlns:wne="http://schemas.microsoft.com/office/word/2006/wordml" xmlns:wps="http://schemas.microsoft.com/office/word/2010/wordprocessingShape" mc:Ignorable="w14 w15 w16se w16cid w16 w16cex w16sdtdh wp14">
+<w:document xmlns:wpc="http://schemas.microsoft.com/office/word/2010/wordprocessingCanvas" xmlns:cx="http://schemas.microsoft.com/office/drawing/2014/chartex" xmlns:cx1="http://schemas.microsoft.com/office/drawing/2015/9/8/chartex" xmlns:cx2="http://schemas.microsoft.com/office/drawing/2015/10/21/chartex" xmlns:cx3="http://schemas.microsoft.com/office/drawing/2016/5/9/chartex" xmlns:cx4="http://schemas.microsoft.com/office/drawing/2016/5/10/chartex" xmlns:cx5="http://schemas.microsoft.com/office/drawing/2016/5/11/chartex" xmlns:cx6="http://schemas.microsoft.com/office/drawing/2016/5/12/chartex" xmlns:cx7="http://schemas.microsoft.com/office/drawing/2016/5/13/chartex" xmlns:cx8="http://schemas.microsoft.com/office/drawing/2016/5/14/chartex" xmlns:mc="http://schemas.openxmlformats.org/markup-compatibility/2006" xmlns:aink="http://schemas.microsoft.com/office/drawing/2016/ink" xmlns:am3d="http://schemas.microsoft.com/office/drawing/2017/model3d" xmlns:o="urn:schemas-microsoft-com:office:office" xmlns:oel="http://schemas.microsoft.com/office/2019/extlst" xmlns:r="http://schemas.openxmlformats.org/officeDocument/2006/relationships" xmlns:m="http://schemas.openxmlformats.org/officeDocument/2006/math" xmlns:v="urn:schemas-microsoft-com:vml" xmlns:wp14="http://schemas.microsoft.com/office/word/2010/wordprocessingDrawing" xmlns:wp="http://schemas.openxmlformats.org/drawingml/2006/wordprocessingDrawing" xmlns:w10="urn:schemas-microsoft-com:office:word" xmlns:w="http://schemas.openxmlformats.org/wordprocessingml/2006/main" xmlns:w14="http://schemas.microsoft.com/office/word/2010/wordml" xmlns:w15="http://schemas.microsoft.com/office/word/2012/wordml" xmlns:w16cex="http://schemas.microsoft.com/office/word/2018/wordml/cex" xmlns:w16cid="http://schemas.microsoft.com/office/word/2016/wordml/cid" xmlns:w16="http://schemas.microsoft.com/office/word/2018/wordml" xmlns:w16du="http://schemas.microsoft.com/office/word/2023/wordml/word16du" xmlns:w16sdtdh="http://schemas.microsoft.com/office/word/2020/wordml/sdtdatahash" xmlns:w16sdtfl="http://schemas.microsoft.com/office/word/2024/wordml/sdtformatlock" xmlns:w16se="http://schemas.microsoft.com/office/word/2015/wordml/symex" xmlns:wpg="http://schemas.microsoft.com/office/word/2010/wordprocessingGroup" xmlns:wpi="http://schemas.microsoft.com/office/word/2010/wordprocessingInk" xmlns:wne="http://schemas.microsoft.com/office/word/2006/wordml" xmlns:wps="http://schemas.microsoft.com/office/word/2010/wordprocessingShape" mc:Ignorable="w14 w15 w16se w16cid w16 w16cex w16sdtdh w16sdtfl w16du wp14">
   <w:body>
     <w:p>
       <w:r>
@@ -168,7 +168,7 @@
     </w:p>
     <w:p>
       <w:r>
-        <w:t>Detta dokument behandlar höga naturvärden i avverkningsanmälan A 23809-2026 i Bräcke kommun. Denna avverkningsanmälan inkom 2026-05-22 15:29:52 och omfattar 1,4 ha.</w:t>
+        <w:t>Detta dokument behandlar höga naturvärden i avverkningsanmälan A 23809-2026 i Bräcke kommun som inkom 2026-05-22 och omfattar 1,4 ha.</w:t>
       </w:r>
     </w:p>
     <w:p>
@@ -191,12 +191,15 @@
     </w:p>
     <w:p>
       <w:r>
-        <w:t>I avverkningsanmälan har följande 6 naturvårdsarter hittats: trolldruvemätare (EN), rynkskinn (VU), björktrast (NT, §4), rosenticka (NT), svart trolldruva (S) och blåsippa (§9). Av dessa är 4 rödlistade. För rödlistade arter har rödlistekategorin angivits inom parentes. Arter som är signalarter enligt Skogsstyrelsen har markerats med (S). För fridlysta arter anges även paragrafen i Artskyddsförordningen som arten är fridlyst enligt.</w:t>
+        <w:t>I avverkningsanmälan har följande 11 naturvårdsarter hittats: trolldruvemätare (EN), björktrast (NT, §4), rosenticka (NT, T), rynkskinn (NT, T), svart trolldruva (S, T), blåsippa (T, §9), hultbräken (T), kransmossa (T), kärrviol (T), nordisk stormhatt (T) och ormbär (T). Av dessa är 4 rödlistade. För rödlistade arter har rödlistekategorin angivits inom parentes. Arter som är signalarter enligt Skogsstyrelsen har markerats med (S). Typiska arter inom Natura 2000 som är kopplade till skogsekosystem har markerats med (T). För fridlysta arter anges även paragrafen i Artskyddsförordningen som arten är fridlyst enligt.</w:t>
       </w:r>
     </w:p>
     <w:p>
       <w:r>
-        <w:t>De påträffade naturvårdsarterna är ett tydligt kvitto på att detta rör sig om en skog med höga naturvärden. I Figur 1 visas en karta över det avverkningsanmälda området, där samtliga fyndplatser för naturvårdsarter som finns registrerade på Artportalen har markerats.</w:t>
+        <w:t>De påträffade naturvårdsarterna är ett tydligt kvitto på att det rör sig om en skog med höga naturvärden.</w:t>
+      </w:r>
+      <w:r>
+        <w:t xml:space="preserve"> I Figur 1 visas fyndplatser för naturvårdsarter i området, som finns registrerade på Artportalen.</w:t>
       </w:r>
     </w:p>
     <w:p>
@@ -206,7 +209,7 @@
       <w:r>
         <w:drawing>
           <wp:inline xmlns:a="http://schemas.openxmlformats.org/drawingml/2006/main" xmlns:pic="http://schemas.openxmlformats.org/drawingml/2006/picture">
-            <wp:extent cx="5486400" cy="3525084"/>
+            <wp:extent cx="5486400" cy="4577656"/>
             <wp:docPr id="1" name="Picture 1"/>
             <wp:cNvGraphicFramePr>
               <a:graphicFrameLocks noChangeAspect="1"/>
@@ -227,7 +230,7 @@
                   <pic:spPr>
                     <a:xfrm>
                       <a:off x="0" y="0"/>
-                      <a:ext cx="5486400" cy="3525084"/>
+                      <a:ext cx="5486400" cy="4577656"/>
                     </a:xfrm>
                     <a:prstGeom prst="rect"/>
                   </pic:spPr>
@@ -241,9 +244,210 @@
     <w:p>
       <w:pPr>
         <w:pStyle w:val="Caption"/>
+        <w:spacing w:after="240"/>
       </w:pPr>
       <w:r>
-        <w:t>Figur 1. Fyndplatser för naturvårdsarter i det avverkningsanmälda området (röd linje). Markörer utan svart kant är placerade på fyndplatsen. Markörer med svart kant är placerade vid sidan av fyndplatsen och har ett svart streck som visar fyndplatsens exakta position. Kartans mittpunktskoordinat är N 6976429, E 511365 i SWEREF 99 TM.</w:t>
+        <w:t>Figur 1. Fyndplatser för naturvårdsarter i avverkningsanmälan (röd linje). Markörer utan svart kant är placerade på fyndplatsen. Markörer med svart kant är placerade vid sidan av fyndplatsen och har ett svart streck som visar fyndplatsens exakta position. Kartans mittpunktskoordinat är N 6976429, E 511365 i SWEREF 99 TM.</w:t>
+      </w:r>
+    </w:p>
+    <w:p>
+      <w:pPr>
+        <w:pStyle w:val="Heading2"/>
+      </w:pPr>
+      <w:r>
+        <w:t>Fridlysta arter</w:t>
+      </w:r>
+    </w:p>
+    <w:p>
+      <w:r>
+        <w:t>Följande fridlysta arter har sina livsmiljöer och växtplatser i den avverkningsanmälda skogen: björktrast (NT, §4) och blåsippa (T, §9).</w:t>
+      </w:r>
+    </w:p>
+    <w:p>
+      <w:r>
+        <w:t xml:space="preserve">Observera att medlemsländerna är skyldiga att agera i enlighet med EU:s fågeldirektiv där det uttryckligen står att direktivet gäller för fåglar samt för deras ägg, bon och </w:t>
+      </w:r>
+      <w:r>
+        <w:rPr>
+          <w:b/>
+        </w:rPr>
+        <w:t xml:space="preserve">livsmiljöer </w:t>
+      </w:r>
+      <w:r>
+        <w:t>(artikel 1). Vidare att de åtgärder som vidtas inte får leda till en försämring av den nuvarande situationen beträffande bevarandet av de fågelarter som avses i artikel 1 (artikel 13). Fågeldirektivet är styrande för tillsynsansvariga myndigheters ärendehantering, ställningstaganden och beslutsfattande.</w:t>
+      </w:r>
+    </w:p>
+    <w:p>
+      <w:r>
+        <w:rPr>
+          <w:b/>
+        </w:rPr>
+        <w:t>Blåsippa (§9)</w:t>
+      </w:r>
+      <w:r>
+        <w:t xml:space="preserve"> är typisk art för </w:t>
+      </w:r>
+      <w:r>
+        <w:rPr>
+          <w:i/>
+        </w:rPr>
+        <w:t>9050 Näringsrik granskog, 9020 Nordlig ädellövskog</w:t>
+      </w:r>
+      <w:r>
+        <w:t xml:space="preserve"> och </w:t>
+      </w:r>
+      <w:r>
+        <w:rPr>
+          <w:i/>
+        </w:rPr>
+        <w:t>8240 Karsthällmarker</w:t>
+      </w:r>
+      <w:r>
+        <w:t xml:space="preserve"> (SLU Artdatabanken, 2025).</w:t>
+      </w:r>
+    </w:p>
+    <w:p>
+      <w:pPr>
+        <w:pStyle w:val="Heading2"/>
+      </w:pPr>
+      <w:r>
+        <w:t>Övriga naturvårdsarter</w:t>
+      </w:r>
+    </w:p>
+    <w:p>
+      <w:r>
+        <w:rPr>
+          <w:b/>
+        </w:rPr>
+        <w:t xml:space="preserve">Hultbräken </w:t>
+      </w:r>
+      <w:r>
+        <w:t xml:space="preserve">är typisk art för </w:t>
+      </w:r>
+      <w:r>
+        <w:rPr>
+          <w:i/>
+        </w:rPr>
+        <w:t xml:space="preserve">9050 Näringsrik granskog </w:t>
+      </w:r>
+      <w:r>
+        <w:t>(SLU Artdatabanken, 2025).</w:t>
+      </w:r>
+    </w:p>
+    <w:p>
+      <w:r>
+        <w:rPr>
+          <w:b/>
+        </w:rPr>
+        <w:t>Kransmossa</w:t>
+      </w:r>
+      <w:r>
+        <w:t xml:space="preserve"> är typisk art för </w:t>
+      </w:r>
+      <w:r>
+        <w:rPr>
+          <w:i/>
+        </w:rPr>
+        <w:t xml:space="preserve">9050 Näringsrik granskog </w:t>
+      </w:r>
+      <w:r>
+        <w:t xml:space="preserve">och </w:t>
+      </w:r>
+      <w:r>
+        <w:rPr>
+          <w:i/>
+        </w:rPr>
+        <w:t xml:space="preserve">6170 Alpina kalkgräsmarker </w:t>
+      </w:r>
+      <w:r>
+        <w:t>(SLU Artdatabanken, 2025).</w:t>
+      </w:r>
+    </w:p>
+    <w:p>
+      <w:r>
+        <w:rPr>
+          <w:b/>
+        </w:rPr>
+        <w:t xml:space="preserve">Kärrviol </w:t>
+      </w:r>
+      <w:r>
+        <w:t xml:space="preserve">är typisk art för </w:t>
+      </w:r>
+      <w:r>
+        <w:rPr>
+          <w:i/>
+        </w:rPr>
+        <w:t xml:space="preserve">9740 Skogsbevuxen myr </w:t>
+      </w:r>
+      <w:r>
+        <w:t>och</w:t>
+      </w:r>
+      <w:r>
+        <w:rPr>
+          <w:i/>
+        </w:rPr>
+        <w:t xml:space="preserve"> 6450 Svämängar </w:t>
+      </w:r>
+      <w:r>
+        <w:t>(SLU Artdatabanken, 2025).</w:t>
+      </w:r>
+    </w:p>
+    <w:p>
+      <w:r>
+        <w:rPr>
+          <w:b/>
+        </w:rPr>
+        <w:t>Nordisk stormhatt</w:t>
+      </w:r>
+      <w:r>
+        <w:t xml:space="preserve"> är typisk art för </w:t>
+      </w:r>
+      <w:r>
+        <w:rPr>
+          <w:i/>
+        </w:rPr>
+        <w:t xml:space="preserve">9050 Näringsrik granskog, 9040 Fjällbjörkskog </w:t>
+      </w:r>
+      <w:r>
+        <w:t xml:space="preserve">och </w:t>
+      </w:r>
+      <w:r>
+        <w:rPr>
+          <w:i/>
+        </w:rPr>
+        <w:t>6430 Högörtängar</w:t>
+      </w:r>
+      <w:r>
+        <w:t>. Stormhattsrotvecklare (NT) samt stormhattshumla, som är rödlistad som nära hotad (NT) på den europeiska rödlistan, är knuten till nordisk stormhatt</w:t>
+      </w:r>
+      <w:r>
+        <w:rPr>
+          <w:i/>
+        </w:rPr>
+        <w:t xml:space="preserve"> </w:t>
+      </w:r>
+      <w:r>
+        <w:t>(SLU Artdatabanken, 2026; IUCN, 2025).</w:t>
+      </w:r>
+    </w:p>
+    <w:p>
+      <w:r>
+        <w:rPr>
+          <w:b/>
+        </w:rPr>
+        <w:t>Ormbär</w:t>
+      </w:r>
+      <w:r>
+        <w:t xml:space="preserve"> är typisk art för </w:t>
+      </w:r>
+      <w:r>
+        <w:rPr>
+          <w:i/>
+        </w:rPr>
+        <w:t xml:space="preserve">9050 Näringsrik granskog </w:t>
+      </w:r>
+      <w:r>
+        <w:t>(SLU Artdatabanken, 2025).</w:t>
       </w:r>
     </w:p>
     <w:p>
@@ -358,62 +562,6 @@
         <w:pStyle w:val="Heading1"/>
       </w:pPr>
       <w:r>
-        <w:t>Fridlysta arter</w:t>
-      </w:r>
-    </w:p>
-    <w:p>
-      <w:r>
-        <w:t>Följande fridlysta arter har sina livsmiljöer och växtplatser i den avverkningsanmälda skogen: björktrast (NT, §4) och blåsippa (§9).</w:t>
-      </w:r>
-    </w:p>
-    <w:p>
-      <w:r>
-        <w:t xml:space="preserve">Observera att medlemsländerna är skyldiga att agera i enlighet med EU:s fågeldirektiv där det uttryckligen står att direktivet gäller för fåglar samt för deras ägg, bon och </w:t>
-      </w:r>
-      <w:r>
-        <w:rPr>
-          <w:b/>
-        </w:rPr>
-        <w:t xml:space="preserve">livsmiljöer </w:t>
-      </w:r>
-      <w:r>
-        <w:t>(artikel 1). Vidare att de åtgärder som vidtas inte får leda till en försämring av den nuvarande situationen beträffande bevarandet av de fågelarter som avses i artikel 1 (artikel 13). Fågeldirektivet är styrande för tillsynsansvariga myndigheters ärendehantering, ställningstaganden och beslutsfattande.</w:t>
-      </w:r>
-    </w:p>
-    <w:p>
-      <w:r>
-        <w:rPr>
-          <w:b/>
-        </w:rPr>
-        <w:t>Blåsippa (§9)</w:t>
-      </w:r>
-      <w:r>
-        <w:t xml:space="preserve"> är typisk art för </w:t>
-      </w:r>
-      <w:r>
-        <w:rPr>
-          <w:i/>
-        </w:rPr>
-        <w:t>9050 Näringsrik granskog, 9020 Nordlig ädellövskog</w:t>
-      </w:r>
-      <w:r>
-        <w:t xml:space="preserve"> och </w:t>
-      </w:r>
-      <w:r>
-        <w:rPr>
-          <w:i/>
-        </w:rPr>
-        <w:t>8240 Karsthällmarker</w:t>
-      </w:r>
-      <w:r>
-        <w:t xml:space="preserve"> (SLU Artdatabanken, 2025).</w:t>
-      </w:r>
-    </w:p>
-    <w:p>
-      <w:pPr>
-        <w:pStyle w:val="Heading1"/>
-      </w:pPr>
-      <w:r>
         <w:t>Certifiering</w:t>
       </w:r>
     </w:p>
@@ -515,7 +663,7 @@
         <w:rPr>
           <w:i/>
         </w:rPr>
-        <w:t>I det avverkningsanmälda skogsområdet har 6 naturvårdsarter varav 4 rödlistade arter sina livsmiljöer och växtplatser.</w:t>
+        <w:t>I det avverkningsanmälda skogsområdet har 11 naturvårdsarter varav 4 rödlistade arter sina livsmiljöer och växtplatser.</w:t>
       </w:r>
     </w:p>
     <w:p>
@@ -951,7 +1099,7 @@
 </file>
 
 <file path=word/endnotes.xml><?xml version="1.0" encoding="utf-8"?>
-<w:endnotes xmlns:wpc="http://schemas.microsoft.com/office/word/2010/wordprocessingCanvas" xmlns:cx="http://schemas.microsoft.com/office/drawing/2014/chartex" xmlns:cx1="http://schemas.microsoft.com/office/drawing/2015/9/8/chartex" xmlns:cx2="http://schemas.microsoft.com/office/drawing/2015/10/21/chartex" xmlns:cx3="http://schemas.microsoft.com/office/drawing/2016/5/9/chartex" xmlns:cx4="http://schemas.microsoft.com/office/drawing/2016/5/10/chartex" xmlns:cx5="http://schemas.microsoft.com/office/drawing/2016/5/11/chartex" xmlns:cx6="http://schemas.microsoft.com/office/drawing/2016/5/12/chartex" xmlns:cx7="http://schemas.microsoft.com/office/drawing/2016/5/13/chartex" xmlns:cx8="http://schemas.microsoft.com/office/drawing/2016/5/14/chartex" xmlns:mc="http://schemas.openxmlformats.org/markup-compatibility/2006" xmlns:aink="http://schemas.microsoft.com/office/drawing/2016/ink" xmlns:am3d="http://schemas.microsoft.com/office/drawing/2017/model3d" xmlns:o="urn:schemas-microsoft-com:office:office" xmlns:oel="http://schemas.microsoft.com/office/2019/extlst" xmlns:r="http://schemas.openxmlformats.org/officeDocument/2006/relationships" xmlns:m="http://schemas.openxmlformats.org/officeDocument/2006/math" xmlns:v="urn:schemas-microsoft-com:vml" xmlns:wp14="http://schemas.microsoft.com/office/word/2010/wordprocessingDrawing" xmlns:wp="http://schemas.openxmlformats.org/drawingml/2006/wordprocessingDrawing" xmlns:w10="urn:schemas-microsoft-com:office:word" xmlns:w="http://schemas.openxmlformats.org/wordprocessingml/2006/main" xmlns:w14="http://schemas.microsoft.com/office/word/2010/wordml" xmlns:w15="http://schemas.microsoft.com/office/word/2012/wordml" xmlns:w16cex="http://schemas.microsoft.com/office/word/2018/wordml/cex" xmlns:w16cid="http://schemas.microsoft.com/office/word/2016/wordml/cid" xmlns:w16="http://schemas.microsoft.com/office/word/2018/wordml" xmlns:w16sdtdh="http://schemas.microsoft.com/office/word/2020/wordml/sdtdatahash" xmlns:w16se="http://schemas.microsoft.com/office/word/2015/wordml/symex" xmlns:wpg="http://schemas.microsoft.com/office/word/2010/wordprocessingGroup" xmlns:wpi="http://schemas.microsoft.com/office/word/2010/wordprocessingInk" xmlns:wne="http://schemas.microsoft.com/office/word/2006/wordml" xmlns:wps="http://schemas.microsoft.com/office/word/2010/wordprocessingShape" mc:Ignorable="w14 w15 w16se w16cid w16 w16cex w16sdtdh wp14">
+<w:endnotes xmlns:wpc="http://schemas.microsoft.com/office/word/2010/wordprocessingCanvas" xmlns:cx="http://schemas.microsoft.com/office/drawing/2014/chartex" xmlns:cx1="http://schemas.microsoft.com/office/drawing/2015/9/8/chartex" xmlns:cx2="http://schemas.microsoft.com/office/drawing/2015/10/21/chartex" xmlns:cx3="http://schemas.microsoft.com/office/drawing/2016/5/9/chartex" xmlns:cx4="http://schemas.microsoft.com/office/drawing/2016/5/10/chartex" xmlns:cx5="http://schemas.microsoft.com/office/drawing/2016/5/11/chartex" xmlns:cx6="http://schemas.microsoft.com/office/drawing/2016/5/12/chartex" xmlns:cx7="http://schemas.microsoft.com/office/drawing/2016/5/13/chartex" xmlns:cx8="http://schemas.microsoft.com/office/drawing/2016/5/14/chartex" xmlns:mc="http://schemas.openxmlformats.org/markup-compatibility/2006" xmlns:aink="http://schemas.microsoft.com/office/drawing/2016/ink" xmlns:am3d="http://schemas.microsoft.com/office/drawing/2017/model3d" xmlns:o="urn:schemas-microsoft-com:office:office" xmlns:oel="http://schemas.microsoft.com/office/2019/extlst" xmlns:r="http://schemas.openxmlformats.org/officeDocument/2006/relationships" xmlns:m="http://schemas.openxmlformats.org/officeDocument/2006/math" xmlns:v="urn:schemas-microsoft-com:vml" xmlns:wp14="http://schemas.microsoft.com/office/word/2010/wordprocessingDrawing" xmlns:wp="http://schemas.openxmlformats.org/drawingml/2006/wordprocessingDrawing" xmlns:w10="urn:schemas-microsoft-com:office:word" xmlns:w="http://schemas.openxmlformats.org/wordprocessingml/2006/main" xmlns:w14="http://schemas.microsoft.com/office/word/2010/wordml" xmlns:w15="http://schemas.microsoft.com/office/word/2012/wordml" xmlns:w16cex="http://schemas.microsoft.com/office/word/2018/wordml/cex" xmlns:w16cid="http://schemas.microsoft.com/office/word/2016/wordml/cid" xmlns:w16="http://schemas.microsoft.com/office/word/2018/wordml" xmlns:w16du="http://schemas.microsoft.com/office/word/2023/wordml/word16du" xmlns:w16sdtdh="http://schemas.microsoft.com/office/word/2020/wordml/sdtdatahash" xmlns:w16sdtfl="http://schemas.microsoft.com/office/word/2024/wordml/sdtformatlock" xmlns:w16se="http://schemas.microsoft.com/office/word/2015/wordml/symex" xmlns:wpg="http://schemas.microsoft.com/office/word/2010/wordprocessingGroup" xmlns:wpi="http://schemas.microsoft.com/office/word/2010/wordprocessingInk" xmlns:wne="http://schemas.microsoft.com/office/word/2006/wordml" xmlns:wps="http://schemas.microsoft.com/office/word/2010/wordprocessingShape" mc:Ignorable="w14 w15 w16se w16cid w16 w16cex w16sdtdh w16sdtfl w16du wp14">
   <w:endnote w:type="separator" w:id="-1">
     <w:p>
       <w:pPr>
@@ -976,7 +1124,7 @@
 </file>
 
 <file path=word/footer1.xml><?xml version="1.0" encoding="utf-8"?>
-<w:ftr xmlns:wpc="http://schemas.microsoft.com/office/word/2010/wordprocessingCanvas" xmlns:cx="http://schemas.microsoft.com/office/drawing/2014/chartex" xmlns:cx1="http://schemas.microsoft.com/office/drawing/2015/9/8/chartex" xmlns:cx2="http://schemas.microsoft.com/office/drawing/2015/10/21/chartex" xmlns:cx3="http://schemas.microsoft.com/office/drawing/2016/5/9/chartex" xmlns:cx4="http://schemas.microsoft.com/office/drawing/2016/5/10/chartex" xmlns:cx5="http://schemas.microsoft.com/office/drawing/2016/5/11/chartex" xmlns:cx6="http://schemas.microsoft.com/office/drawing/2016/5/12/chartex" xmlns:cx7="http://schemas.microsoft.com/office/drawing/2016/5/13/chartex" xmlns:cx8="http://schemas.microsoft.com/office/drawing/2016/5/14/chartex" xmlns:mc="http://schemas.openxmlformats.org/markup-compatibility/2006" xmlns:aink="http://schemas.microsoft.com/office/drawing/2016/ink" xmlns:am3d="http://schemas.microsoft.com/office/drawing/2017/model3d" xmlns:o="urn:schemas-microsoft-com:office:office" xmlns:oel="http://schemas.microsoft.com/office/2019/extlst" xmlns:r="http://schemas.openxmlformats.org/officeDocument/2006/relationships" xmlns:m="http://schemas.openxmlformats.org/officeDocument/2006/math" xmlns:v="urn:schemas-microsoft-com:vml" xmlns:wp14="http://schemas.microsoft.com/office/word/2010/wordprocessingDrawing" xmlns:wp="http://schemas.openxmlformats.org/drawingml/2006/wordprocessingDrawing" xmlns:w10="urn:schemas-microsoft-com:office:word" xmlns:w="http://schemas.openxmlformats.org/wordprocessingml/2006/main" xmlns:w14="http://schemas.microsoft.com/office/word/2010/wordml" xmlns:w15="http://schemas.microsoft.com/office/word/2012/wordml" xmlns:w16cex="http://schemas.microsoft.com/office/word/2018/wordml/cex" xmlns:w16cid="http://schemas.microsoft.com/office/word/2016/wordml/cid" xmlns:w16="http://schemas.microsoft.com/office/word/2018/wordml" xmlns:w16sdtdh="http://schemas.microsoft.com/office/word/2020/wordml/sdtdatahash" xmlns:w16se="http://schemas.microsoft.com/office/word/2015/wordml/symex" xmlns:wpg="http://schemas.microsoft.com/office/word/2010/wordprocessingGroup" xmlns:wpi="http://schemas.microsoft.com/office/word/2010/wordprocessingInk" xmlns:wne="http://schemas.microsoft.com/office/word/2006/wordml" xmlns:wps="http://schemas.microsoft.com/office/word/2010/wordprocessingShape" mc:Ignorable="w14 w15 w16se w16cid w16 w16cex w16sdtdh wp14">
+<w:ftr xmlns:wpc="http://schemas.microsoft.com/office/word/2010/wordprocessingCanvas" xmlns:cx="http://schemas.microsoft.com/office/drawing/2014/chartex" xmlns:cx1="http://schemas.microsoft.com/office/drawing/2015/9/8/chartex" xmlns:cx2="http://schemas.microsoft.com/office/drawing/2015/10/21/chartex" xmlns:cx3="http://schemas.microsoft.com/office/drawing/2016/5/9/chartex" xmlns:cx4="http://schemas.microsoft.com/office/drawing/2016/5/10/chartex" xmlns:cx5="http://schemas.microsoft.com/office/drawing/2016/5/11/chartex" xmlns:cx6="http://schemas.microsoft.com/office/drawing/2016/5/12/chartex" xmlns:cx7="http://schemas.microsoft.com/office/drawing/2016/5/13/chartex" xmlns:cx8="http://schemas.microsoft.com/office/drawing/2016/5/14/chartex" xmlns:mc="http://schemas.openxmlformats.org/markup-compatibility/2006" xmlns:aink="http://schemas.microsoft.com/office/drawing/2016/ink" xmlns:am3d="http://schemas.microsoft.com/office/drawing/2017/model3d" xmlns:o="urn:schemas-microsoft-com:office:office" xmlns:oel="http://schemas.microsoft.com/office/2019/extlst" xmlns:r="http://schemas.openxmlformats.org/officeDocument/2006/relationships" xmlns:m="http://schemas.openxmlformats.org/officeDocument/2006/math" xmlns:v="urn:schemas-microsoft-com:vml" xmlns:wp14="http://schemas.microsoft.com/office/word/2010/wordprocessingDrawing" xmlns:wp="http://schemas.openxmlformats.org/drawingml/2006/wordprocessingDrawing" xmlns:w10="urn:schemas-microsoft-com:office:word" xmlns:w="http://schemas.openxmlformats.org/wordprocessingml/2006/main" xmlns:w14="http://schemas.microsoft.com/office/word/2010/wordml" xmlns:w15="http://schemas.microsoft.com/office/word/2012/wordml" xmlns:w16cex="http://schemas.microsoft.com/office/word/2018/wordml/cex" xmlns:w16cid="http://schemas.microsoft.com/office/word/2016/wordml/cid" xmlns:w16="http://schemas.microsoft.com/office/word/2018/wordml" xmlns:w16du="http://schemas.microsoft.com/office/word/2023/wordml/word16du" xmlns:w16sdtdh="http://schemas.microsoft.com/office/word/2020/wordml/sdtdatahash" xmlns:w16sdtfl="http://schemas.microsoft.com/office/word/2024/wordml/sdtformatlock" xmlns:w16se="http://schemas.microsoft.com/office/word/2015/wordml/symex" xmlns:wpg="http://schemas.microsoft.com/office/word/2010/wordprocessingGroup" xmlns:wpi="http://schemas.microsoft.com/office/word/2010/wordprocessingInk" xmlns:wne="http://schemas.microsoft.com/office/word/2006/wordml" xmlns:wps="http://schemas.microsoft.com/office/word/2010/wordprocessingShape" mc:Ignorable="w14 w15 w16se w16cid w16 w16cex w16sdtdh w16sdtfl w16du wp14">
   <w:p>
     <w:pPr>
       <w:pStyle w:val="Footer"/>
@@ -986,7 +1134,7 @@
 </file>
 
 <file path=word/footer2.xml><?xml version="1.0" encoding="utf-8"?>
-<w:ftr xmlns:wpc="http://schemas.microsoft.com/office/word/2010/wordprocessingCanvas" xmlns:cx="http://schemas.microsoft.com/office/drawing/2014/chartex" xmlns:cx1="http://schemas.microsoft.com/office/drawing/2015/9/8/chartex" xmlns:cx2="http://schemas.microsoft.com/office/drawing/2015/10/21/chartex" xmlns:cx3="http://schemas.microsoft.com/office/drawing/2016/5/9/chartex" xmlns:cx4="http://schemas.microsoft.com/office/drawing/2016/5/10/chartex" xmlns:cx5="http://schemas.microsoft.com/office/drawing/2016/5/11/chartex" xmlns:cx6="http://schemas.microsoft.com/office/drawing/2016/5/12/chartex" xmlns:cx7="http://schemas.microsoft.com/office/drawing/2016/5/13/chartex" xmlns:cx8="http://schemas.microsoft.com/office/drawing/2016/5/14/chartex" xmlns:mc="http://schemas.openxmlformats.org/markup-compatibility/2006" xmlns:aink="http://schemas.microsoft.com/office/drawing/2016/ink" xmlns:am3d="http://schemas.microsoft.com/office/drawing/2017/model3d" xmlns:o="urn:schemas-microsoft-com:office:office" xmlns:oel="http://schemas.microsoft.com/office/2019/extlst" xmlns:r="http://schemas.openxmlformats.org/officeDocument/2006/relationships" xmlns:m="http://schemas.openxmlformats.org/officeDocument/2006/math" xmlns:v="urn:schemas-microsoft-com:vml" xmlns:wp14="http://schemas.microsoft.com/office/word/2010/wordprocessingDrawing" xmlns:wp="http://schemas.openxmlformats.org/drawingml/2006/wordprocessingDrawing" xmlns:w10="urn:schemas-microsoft-com:office:word" xmlns:w="http://schemas.openxmlformats.org/wordprocessingml/2006/main" xmlns:w14="http://schemas.microsoft.com/office/word/2010/wordml" xmlns:w15="http://schemas.microsoft.com/office/word/2012/wordml" xmlns:w16cex="http://schemas.microsoft.com/office/word/2018/wordml/cex" xmlns:w16cid="http://schemas.microsoft.com/office/word/2016/wordml/cid" xmlns:w16="http://schemas.microsoft.com/office/word/2018/wordml" xmlns:w16sdtdh="http://schemas.microsoft.com/office/word/2020/wordml/sdtdatahash" xmlns:w16se="http://schemas.microsoft.com/office/word/2015/wordml/symex" xmlns:wpg="http://schemas.microsoft.com/office/word/2010/wordprocessingGroup" xmlns:wpi="http://schemas.microsoft.com/office/word/2010/wordprocessingInk" xmlns:wne="http://schemas.microsoft.com/office/word/2006/wordml" xmlns:wps="http://schemas.microsoft.com/office/word/2010/wordprocessingShape" mc:Ignorable="w14 w15 w16se w16cid w16 w16cex w16sdtdh wp14">
+<w:ftr xmlns:wpc="http://schemas.microsoft.com/office/word/2010/wordprocessingCanvas" xmlns:cx="http://schemas.microsoft.com/office/drawing/2014/chartex" xmlns:cx1="http://schemas.microsoft.com/office/drawing/2015/9/8/chartex" xmlns:cx2="http://schemas.microsoft.com/office/drawing/2015/10/21/chartex" xmlns:cx3="http://schemas.microsoft.com/office/drawing/2016/5/9/chartex" xmlns:cx4="http://schemas.microsoft.com/office/drawing/2016/5/10/chartex" xmlns:cx5="http://schemas.microsoft.com/office/drawing/2016/5/11/chartex" xmlns:cx6="http://schemas.microsoft.com/office/drawing/2016/5/12/chartex" xmlns:cx7="http://schemas.microsoft.com/office/drawing/2016/5/13/chartex" xmlns:cx8="http://schemas.microsoft.com/office/drawing/2016/5/14/chartex" xmlns:mc="http://schemas.openxmlformats.org/markup-compatibility/2006" xmlns:aink="http://schemas.microsoft.com/office/drawing/2016/ink" xmlns:am3d="http://schemas.microsoft.com/office/drawing/2017/model3d" xmlns:o="urn:schemas-microsoft-com:office:office" xmlns:oel="http://schemas.microsoft.com/office/2019/extlst" xmlns:r="http://schemas.openxmlformats.org/officeDocument/2006/relationships" xmlns:m="http://schemas.openxmlformats.org/officeDocument/2006/math" xmlns:v="urn:schemas-microsoft-com:vml" xmlns:wp14="http://schemas.microsoft.com/office/word/2010/wordprocessingDrawing" xmlns:wp="http://schemas.openxmlformats.org/drawingml/2006/wordprocessingDrawing" xmlns:w10="urn:schemas-microsoft-com:office:word" xmlns:w="http://schemas.openxmlformats.org/wordprocessingml/2006/main" xmlns:w14="http://schemas.microsoft.com/office/word/2010/wordml" xmlns:w15="http://schemas.microsoft.com/office/word/2012/wordml" xmlns:w16cex="http://schemas.microsoft.com/office/word/2018/wordml/cex" xmlns:w16cid="http://schemas.microsoft.com/office/word/2016/wordml/cid" xmlns:w16="http://schemas.microsoft.com/office/word/2018/wordml" xmlns:w16du="http://schemas.microsoft.com/office/word/2023/wordml/word16du" xmlns:w16sdtdh="http://schemas.microsoft.com/office/word/2020/wordml/sdtdatahash" xmlns:w16sdtfl="http://schemas.microsoft.com/office/word/2024/wordml/sdtformatlock" xmlns:w16se="http://schemas.microsoft.com/office/word/2015/wordml/symex" xmlns:wpg="http://schemas.microsoft.com/office/word/2010/wordprocessingGroup" xmlns:wpi="http://schemas.microsoft.com/office/word/2010/wordprocessingInk" xmlns:wne="http://schemas.microsoft.com/office/word/2006/wordml" xmlns:wps="http://schemas.microsoft.com/office/word/2010/wordprocessingShape" mc:Ignorable="w14 w15 w16se w16cid w16 w16cex w16sdtdh w16sdtfl w16du wp14">
   <w:p>
     <w:pPr>
       <w:pStyle w:val="Footer"/>
@@ -996,7 +1144,7 @@
 </file>
 
 <file path=word/footer3.xml><?xml version="1.0" encoding="utf-8"?>
-<w:ftr xmlns:wpc="http://schemas.microsoft.com/office/word/2010/wordprocessingCanvas" xmlns:cx="http://schemas.microsoft.com/office/drawing/2014/chartex" xmlns:cx1="http://schemas.microsoft.com/office/drawing/2015/9/8/chartex" xmlns:cx2="http://schemas.microsoft.com/office/drawing/2015/10/21/chartex" xmlns:cx3="http://schemas.microsoft.com/office/drawing/2016/5/9/chartex" xmlns:cx4="http://schemas.microsoft.com/office/drawing/2016/5/10/chartex" xmlns:cx5="http://schemas.microsoft.com/office/drawing/2016/5/11/chartex" xmlns:cx6="http://schemas.microsoft.com/office/drawing/2016/5/12/chartex" xmlns:cx7="http://schemas.microsoft.com/office/drawing/2016/5/13/chartex" xmlns:cx8="http://schemas.microsoft.com/office/drawing/2016/5/14/chartex" xmlns:mc="http://schemas.openxmlformats.org/markup-compatibility/2006" xmlns:aink="http://schemas.microsoft.com/office/drawing/2016/ink" xmlns:am3d="http://schemas.microsoft.com/office/drawing/2017/model3d" xmlns:o="urn:schemas-microsoft-com:office:office" xmlns:oel="http://schemas.microsoft.com/office/2019/extlst" xmlns:r="http://schemas.openxmlformats.org/officeDocument/2006/relationships" xmlns:m="http://schemas.openxmlformats.org/officeDocument/2006/math" xmlns:v="urn:schemas-microsoft-com:vml" xmlns:wp14="http://schemas.microsoft.com/office/word/2010/wordprocessingDrawing" xmlns:wp="http://schemas.openxmlformats.org/drawingml/2006/wordprocessingDrawing" xmlns:w10="urn:schemas-microsoft-com:office:word" xmlns:w="http://schemas.openxmlformats.org/wordprocessingml/2006/main" xmlns:w14="http://schemas.microsoft.com/office/word/2010/wordml" xmlns:w15="http://schemas.microsoft.com/office/word/2012/wordml" xmlns:w16cex="http://schemas.microsoft.com/office/word/2018/wordml/cex" xmlns:w16cid="http://schemas.microsoft.com/office/word/2016/wordml/cid" xmlns:w16="http://schemas.microsoft.com/office/word/2018/wordml" xmlns:w16sdtdh="http://schemas.microsoft.com/office/word/2020/wordml/sdtdatahash" xmlns:w16se="http://schemas.microsoft.com/office/word/2015/wordml/symex" xmlns:wpg="http://schemas.microsoft.com/office/word/2010/wordprocessingGroup" xmlns:wpi="http://schemas.microsoft.com/office/word/2010/wordprocessingInk" xmlns:wne="http://schemas.microsoft.com/office/word/2006/wordml" xmlns:wps="http://schemas.microsoft.com/office/word/2010/wordprocessingShape" mc:Ignorable="w14 w15 w16se w16cid w16 w16cex w16sdtdh wp14">
+<w:ftr xmlns:wpc="http://schemas.microsoft.com/office/word/2010/wordprocessingCanvas" xmlns:cx="http://schemas.microsoft.com/office/drawing/2014/chartex" xmlns:cx1="http://schemas.microsoft.com/office/drawing/2015/9/8/chartex" xmlns:cx2="http://schemas.microsoft.com/office/drawing/2015/10/21/chartex" xmlns:cx3="http://schemas.microsoft.com/office/drawing/2016/5/9/chartex" xmlns:cx4="http://schemas.microsoft.com/office/drawing/2016/5/10/chartex" xmlns:cx5="http://schemas.microsoft.com/office/drawing/2016/5/11/chartex" xmlns:cx6="http://schemas.microsoft.com/office/drawing/2016/5/12/chartex" xmlns:cx7="http://schemas.microsoft.com/office/drawing/2016/5/13/chartex" xmlns:cx8="http://schemas.microsoft.com/office/drawing/2016/5/14/chartex" xmlns:mc="http://schemas.openxmlformats.org/markup-compatibility/2006" xmlns:aink="http://schemas.microsoft.com/office/drawing/2016/ink" xmlns:am3d="http://schemas.microsoft.com/office/drawing/2017/model3d" xmlns:o="urn:schemas-microsoft-com:office:office" xmlns:oel="http://schemas.microsoft.com/office/2019/extlst" xmlns:r="http://schemas.openxmlformats.org/officeDocument/2006/relationships" xmlns:m="http://schemas.openxmlformats.org/officeDocument/2006/math" xmlns:v="urn:schemas-microsoft-com:vml" xmlns:wp14="http://schemas.microsoft.com/office/word/2010/wordprocessingDrawing" xmlns:wp="http://schemas.openxmlformats.org/drawingml/2006/wordprocessingDrawing" xmlns:w10="urn:schemas-microsoft-com:office:word" xmlns:w="http://schemas.openxmlformats.org/wordprocessingml/2006/main" xmlns:w14="http://schemas.microsoft.com/office/word/2010/wordml" xmlns:w15="http://schemas.microsoft.com/office/word/2012/wordml" xmlns:w16cex="http://schemas.microsoft.com/office/word/2018/wordml/cex" xmlns:w16cid="http://schemas.microsoft.com/office/word/2016/wordml/cid" xmlns:w16="http://schemas.microsoft.com/office/word/2018/wordml" xmlns:w16du="http://schemas.microsoft.com/office/word/2023/wordml/word16du" xmlns:w16sdtdh="http://schemas.microsoft.com/office/word/2020/wordml/sdtdatahash" xmlns:w16sdtfl="http://schemas.microsoft.com/office/word/2024/wordml/sdtformatlock" xmlns:w16se="http://schemas.microsoft.com/office/word/2015/wordml/symex" xmlns:wpg="http://schemas.microsoft.com/office/word/2010/wordprocessingGroup" xmlns:wpi="http://schemas.microsoft.com/office/word/2010/wordprocessingInk" xmlns:wne="http://schemas.microsoft.com/office/word/2006/wordml" xmlns:wps="http://schemas.microsoft.com/office/word/2010/wordprocessingShape" mc:Ignorable="w14 w15 w16se w16cid w16 w16cex w16sdtdh w16sdtfl w16du wp14">
   <w:p>
     <w:pPr>
       <w:pStyle w:val="Footer"/>
@@ -1006,7 +1154,7 @@
 </file>
 
 <file path=word/footnotes.xml><?xml version="1.0" encoding="utf-8"?>
-<w:footnotes xmlns:wpc="http://schemas.microsoft.com/office/word/2010/wordprocessingCanvas" xmlns:cx="http://schemas.microsoft.com/office/drawing/2014/chartex" xmlns:cx1="http://schemas.microsoft.com/office/drawing/2015/9/8/chartex" xmlns:cx2="http://schemas.microsoft.com/office/drawing/2015/10/21/chartex" xmlns:cx3="http://schemas.microsoft.com/office/drawing/2016/5/9/chartex" xmlns:cx4="http://schemas.microsoft.com/office/drawing/2016/5/10/chartex" xmlns:cx5="http://schemas.microsoft.com/office/drawing/2016/5/11/chartex" xmlns:cx6="http://schemas.microsoft.com/office/drawing/2016/5/12/chartex" xmlns:cx7="http://schemas.microsoft.com/office/drawing/2016/5/13/chartex" xmlns:cx8="http://schemas.microsoft.com/office/drawing/2016/5/14/chartex" xmlns:mc="http://schemas.openxmlformats.org/markup-compatibility/2006" xmlns:aink="http://schemas.microsoft.com/office/drawing/2016/ink" xmlns:am3d="http://schemas.microsoft.com/office/drawing/2017/model3d" xmlns:o="urn:schemas-microsoft-com:office:office" xmlns:oel="http://schemas.microsoft.com/office/2019/extlst" xmlns:r="http://schemas.openxmlformats.org/officeDocument/2006/relationships" xmlns:m="http://schemas.openxmlformats.org/officeDocument/2006/math" xmlns:v="urn:schemas-microsoft-com:vml" xmlns:wp14="http://schemas.microsoft.com/office/word/2010/wordprocessingDrawing" xmlns:wp="http://schemas.openxmlformats.org/drawingml/2006/wordprocessingDrawing" xmlns:w10="urn:schemas-microsoft-com:office:word" xmlns:w="http://schemas.openxmlformats.org/wordprocessingml/2006/main" xmlns:w14="http://schemas.microsoft.com/office/word/2010/wordml" xmlns:w15="http://schemas.microsoft.com/office/word/2012/wordml" xmlns:w16cex="http://schemas.microsoft.com/office/word/2018/wordml/cex" xmlns:w16cid="http://schemas.microsoft.com/office/word/2016/wordml/cid" xmlns:w16="http://schemas.microsoft.com/office/word/2018/wordml" xmlns:w16sdtdh="http://schemas.microsoft.com/office/word/2020/wordml/sdtdatahash" xmlns:w16se="http://schemas.microsoft.com/office/word/2015/wordml/symex" xmlns:wpg="http://schemas.microsoft.com/office/word/2010/wordprocessingGroup" xmlns:wpi="http://schemas.microsoft.com/office/word/2010/wordprocessingInk" xmlns:wne="http://schemas.microsoft.com/office/word/2006/wordml" xmlns:wps="http://schemas.microsoft.com/office/word/2010/wordprocessingShape" mc:Ignorable="w14 w15 w16se w16cid w16 w16cex w16sdtdh wp14">
+<w:footnotes xmlns:wpc="http://schemas.microsoft.com/office/word/2010/wordprocessingCanvas" xmlns:cx="http://schemas.microsoft.com/office/drawing/2014/chartex" xmlns:cx1="http://schemas.microsoft.com/office/drawing/2015/9/8/chartex" xmlns:cx2="http://schemas.microsoft.com/office/drawing/2015/10/21/chartex" xmlns:cx3="http://schemas.microsoft.com/office/drawing/2016/5/9/chartex" xmlns:cx4="http://schemas.microsoft.com/office/drawing/2016/5/10/chartex" xmlns:cx5="http://schemas.microsoft.com/office/drawing/2016/5/11/chartex" xmlns:cx6="http://schemas.microsoft.com/office/drawing/2016/5/12/chartex" xmlns:cx7="http://schemas.microsoft.com/office/drawing/2016/5/13/chartex" xmlns:cx8="http://schemas.microsoft.com/office/drawing/2016/5/14/chartex" xmlns:mc="http://schemas.openxmlformats.org/markup-compatibility/2006" xmlns:aink="http://schemas.microsoft.com/office/drawing/2016/ink" xmlns:am3d="http://schemas.microsoft.com/office/drawing/2017/model3d" xmlns:o="urn:schemas-microsoft-com:office:office" xmlns:oel="http://schemas.microsoft.com/office/2019/extlst" xmlns:r="http://schemas.openxmlformats.org/officeDocument/2006/relationships" xmlns:m="http://schemas.openxmlformats.org/officeDocument/2006/math" xmlns:v="urn:schemas-microsoft-com:vml" xmlns:wp14="http://schemas.microsoft.com/office/word/2010/wordprocessingDrawing" xmlns:wp="http://schemas.openxmlformats.org/drawingml/2006/wordprocessingDrawing" xmlns:w10="urn:schemas-microsoft-com:office:word" xmlns:w="http://schemas.openxmlformats.org/wordprocessingml/2006/main" xmlns:w14="http://schemas.microsoft.com/office/word/2010/wordml" xmlns:w15="http://schemas.microsoft.com/office/word/2012/wordml" xmlns:w16cex="http://schemas.microsoft.com/office/word/2018/wordml/cex" xmlns:w16cid="http://schemas.microsoft.com/office/word/2016/wordml/cid" xmlns:w16="http://schemas.microsoft.com/office/word/2018/wordml" xmlns:w16du="http://schemas.microsoft.com/office/word/2023/wordml/word16du" xmlns:w16sdtdh="http://schemas.microsoft.com/office/word/2020/wordml/sdtdatahash" xmlns:w16sdtfl="http://schemas.microsoft.com/office/word/2024/wordml/sdtformatlock" xmlns:w16se="http://schemas.microsoft.com/office/word/2015/wordml/symex" xmlns:wpg="http://schemas.microsoft.com/office/word/2010/wordprocessingGroup" xmlns:wpi="http://schemas.microsoft.com/office/word/2010/wordprocessingInk" xmlns:wne="http://schemas.microsoft.com/office/word/2006/wordml" xmlns:wps="http://schemas.microsoft.com/office/word/2010/wordprocessingShape" mc:Ignorable="w14 w15 w16se w16cid w16 w16cex w16sdtdh w16sdtfl w16du wp14">
   <w:footnote w:type="separator" w:id="-1">
     <w:p>
       <w:pPr>
@@ -1031,7 +1179,7 @@
 </file>
 
 <file path=word/header1.xml><?xml version="1.0" encoding="utf-8"?>
-<w:hdr xmlns:wpc="http://schemas.microsoft.com/office/word/2010/wordprocessingCanvas" xmlns:cx="http://schemas.microsoft.com/office/drawing/2014/chartex" xmlns:cx1="http://schemas.microsoft.com/office/drawing/2015/9/8/chartex" xmlns:cx2="http://schemas.microsoft.com/office/drawing/2015/10/21/chartex" xmlns:cx3="http://schemas.microsoft.com/office/drawing/2016/5/9/chartex" xmlns:cx4="http://schemas.microsoft.com/office/drawing/2016/5/10/chartex" xmlns:cx5="http://schemas.microsoft.com/office/drawing/2016/5/11/chartex" xmlns:cx6="http://schemas.microsoft.com/office/drawing/2016/5/12/chartex" xmlns:cx7="http://schemas.microsoft.com/office/drawing/2016/5/13/chartex" xmlns:cx8="http://schemas.microsoft.com/office/drawing/2016/5/14/chartex" xmlns:mc="http://schemas.openxmlformats.org/markup-compatibility/2006" xmlns:aink="http://schemas.microsoft.com/office/drawing/2016/ink" xmlns:am3d="http://schemas.microsoft.com/office/drawing/2017/model3d" xmlns:o="urn:schemas-microsoft-com:office:office" xmlns:oel="http://schemas.microsoft.com/office/2019/extlst" xmlns:r="http://schemas.openxmlformats.org/officeDocument/2006/relationships" xmlns:m="http://schemas.openxmlformats.org/officeDocument/2006/math" xmlns:v="urn:schemas-microsoft-com:vml" xmlns:wp14="http://schemas.microsoft.com/office/word/2010/wordprocessingDrawing" xmlns:wp="http://schemas.openxmlformats.org/drawingml/2006/wordprocessingDrawing" xmlns:w10="urn:schemas-microsoft-com:office:word" xmlns:w="http://schemas.openxmlformats.org/wordprocessingml/2006/main" xmlns:w14="http://schemas.microsoft.com/office/word/2010/wordml" xmlns:w15="http://schemas.microsoft.com/office/word/2012/wordml" xmlns:w16cex="http://schemas.microsoft.com/office/word/2018/wordml/cex" xmlns:w16cid="http://schemas.microsoft.com/office/word/2016/wordml/cid" xmlns:w16="http://schemas.microsoft.com/office/word/2018/wordml" xmlns:w16sdtdh="http://schemas.microsoft.com/office/word/2020/wordml/sdtdatahash" xmlns:w16se="http://schemas.microsoft.com/office/word/2015/wordml/symex" xmlns:wpg="http://schemas.microsoft.com/office/word/2010/wordprocessingGroup" xmlns:wpi="http://schemas.microsoft.com/office/word/2010/wordprocessingInk" xmlns:wne="http://schemas.microsoft.com/office/word/2006/wordml" xmlns:wps="http://schemas.microsoft.com/office/word/2010/wordprocessingShape" mc:Ignorable="w14 w15 w16se w16cid w16 w16cex w16sdtdh wp14">
+<w:hdr xmlns:wpc="http://schemas.microsoft.com/office/word/2010/wordprocessingCanvas" xmlns:cx="http://schemas.microsoft.com/office/drawing/2014/chartex" xmlns:cx1="http://schemas.microsoft.com/office/drawing/2015/9/8/chartex" xmlns:cx2="http://schemas.microsoft.com/office/drawing/2015/10/21/chartex" xmlns:cx3="http://schemas.microsoft.com/office/drawing/2016/5/9/chartex" xmlns:cx4="http://schemas.microsoft.com/office/drawing/2016/5/10/chartex" xmlns:cx5="http://schemas.microsoft.com/office/drawing/2016/5/11/chartex" xmlns:cx6="http://schemas.microsoft.com/office/drawing/2016/5/12/chartex" xmlns:cx7="http://schemas.microsoft.com/office/drawing/2016/5/13/chartex" xmlns:cx8="http://schemas.microsoft.com/office/drawing/2016/5/14/chartex" xmlns:mc="http://schemas.openxmlformats.org/markup-compatibility/2006" xmlns:aink="http://schemas.microsoft.com/office/drawing/2016/ink" xmlns:am3d="http://schemas.microsoft.com/office/drawing/2017/model3d" xmlns:o="urn:schemas-microsoft-com:office:office" xmlns:oel="http://schemas.microsoft.com/office/2019/extlst" xmlns:r="http://schemas.openxmlformats.org/officeDocument/2006/relationships" xmlns:m="http://schemas.openxmlformats.org/officeDocument/2006/math" xmlns:v="urn:schemas-microsoft-com:vml" xmlns:wp14="http://schemas.microsoft.com/office/word/2010/wordprocessingDrawing" xmlns:wp="http://schemas.openxmlformats.org/drawingml/2006/wordprocessingDrawing" xmlns:w10="urn:schemas-microsoft-com:office:word" xmlns:w="http://schemas.openxmlformats.org/wordprocessingml/2006/main" xmlns:w14="http://schemas.microsoft.com/office/word/2010/wordml" xmlns:w15="http://schemas.microsoft.com/office/word/2012/wordml" xmlns:w16cex="http://schemas.microsoft.com/office/word/2018/wordml/cex" xmlns:w16cid="http://schemas.microsoft.com/office/word/2016/wordml/cid" xmlns:w16="http://schemas.microsoft.com/office/word/2018/wordml" xmlns:w16du="http://schemas.microsoft.com/office/word/2023/wordml/word16du" xmlns:w16sdtdh="http://schemas.microsoft.com/office/word/2020/wordml/sdtdatahash" xmlns:w16sdtfl="http://schemas.microsoft.com/office/word/2024/wordml/sdtformatlock" xmlns:w16se="http://schemas.microsoft.com/office/word/2015/wordml/symex" xmlns:wpg="http://schemas.microsoft.com/office/word/2010/wordprocessingGroup" xmlns:wpi="http://schemas.microsoft.com/office/word/2010/wordprocessingInk" xmlns:wne="http://schemas.microsoft.com/office/word/2006/wordml" xmlns:wps="http://schemas.microsoft.com/office/word/2010/wordprocessingShape" mc:Ignorable="w14 w15 w16se w16cid w16 w16cex w16sdtdh w16sdtfl w16du wp14">
   <w:p>
     <w:pPr>
       <w:pStyle w:val="Header"/>
@@ -1041,7 +1189,7 @@
 </file>
 
 <file path=word/header2.xml><?xml version="1.0" encoding="utf-8"?>
-<w:hdr xmlns:wpc="http://schemas.microsoft.com/office/word/2010/wordprocessingCanvas" xmlns:cx="http://schemas.microsoft.com/office/drawing/2014/chartex" xmlns:cx1="http://schemas.microsoft.com/office/drawing/2015/9/8/chartex" xmlns:cx2="http://schemas.microsoft.com/office/drawing/2015/10/21/chartex" xmlns:cx3="http://schemas.microsoft.com/office/drawing/2016/5/9/chartex" xmlns:cx4="http://schemas.microsoft.com/office/drawing/2016/5/10/chartex" xmlns:cx5="http://schemas.microsoft.com/office/drawing/2016/5/11/chartex" xmlns:cx6="http://schemas.microsoft.com/office/drawing/2016/5/12/chartex" xmlns:cx7="http://schemas.microsoft.com/office/drawing/2016/5/13/chartex" xmlns:cx8="http://schemas.microsoft.com/office/drawing/2016/5/14/chartex" xmlns:mc="http://schemas.openxmlformats.org/markup-compatibility/2006" xmlns:aink="http://schemas.microsoft.com/office/drawing/2016/ink" xmlns:am3d="http://schemas.microsoft.com/office/drawing/2017/model3d" xmlns:o="urn:schemas-microsoft-com:office:office" xmlns:oel="http://schemas.microsoft.com/office/2019/extlst" xmlns:r="http://schemas.openxmlformats.org/officeDocument/2006/relationships" xmlns:m="http://schemas.openxmlformats.org/officeDocument/2006/math" xmlns:v="urn:schemas-microsoft-com:vml" xmlns:wp14="http://schemas.microsoft.com/office/word/2010/wordprocessingDrawing" xmlns:wp="http://schemas.openxmlformats.org/drawingml/2006/wordprocessingDrawing" xmlns:w10="urn:schemas-microsoft-com:office:word" xmlns:w="http://schemas.openxmlformats.org/wordprocessingml/2006/main" xmlns:w14="http://schemas.microsoft.com/office/word/2010/wordml" xmlns:w15="http://schemas.microsoft.com/office/word/2012/wordml" xmlns:w16cex="http://schemas.microsoft.com/office/word/2018/wordml/cex" xmlns:w16cid="http://schemas.microsoft.com/office/word/2016/wordml/cid" xmlns:w16="http://schemas.microsoft.com/office/word/2018/wordml" xmlns:w16sdtdh="http://schemas.microsoft.com/office/word/2020/wordml/sdtdatahash" xmlns:w16se="http://schemas.microsoft.com/office/word/2015/wordml/symex" xmlns:wpg="http://schemas.microsoft.com/office/word/2010/wordprocessingGroup" xmlns:wpi="http://schemas.microsoft.com/office/word/2010/wordprocessingInk" xmlns:wne="http://schemas.microsoft.com/office/word/2006/wordml" xmlns:wps="http://schemas.microsoft.com/office/word/2010/wordprocessingShape" mc:Ignorable="w14 w15 w16se w16cid w16 w16cex w16sdtdh wp14">
+<w:hdr xmlns:wpc="http://schemas.microsoft.com/office/word/2010/wordprocessingCanvas" xmlns:cx="http://schemas.microsoft.com/office/drawing/2014/chartex" xmlns:cx1="http://schemas.microsoft.com/office/drawing/2015/9/8/chartex" xmlns:cx2="http://schemas.microsoft.com/office/drawing/2015/10/21/chartex" xmlns:cx3="http://schemas.microsoft.com/office/drawing/2016/5/9/chartex" xmlns:cx4="http://schemas.microsoft.com/office/drawing/2016/5/10/chartex" xmlns:cx5="http://schemas.microsoft.com/office/drawing/2016/5/11/chartex" xmlns:cx6="http://schemas.microsoft.com/office/drawing/2016/5/12/chartex" xmlns:cx7="http://schemas.microsoft.com/office/drawing/2016/5/13/chartex" xmlns:cx8="http://schemas.microsoft.com/office/drawing/2016/5/14/chartex" xmlns:mc="http://schemas.openxmlformats.org/markup-compatibility/2006" xmlns:aink="http://schemas.microsoft.com/office/drawing/2016/ink" xmlns:am3d="http://schemas.microsoft.com/office/drawing/2017/model3d" xmlns:o="urn:schemas-microsoft-com:office:office" xmlns:oel="http://schemas.microsoft.com/office/2019/extlst" xmlns:r="http://schemas.openxmlformats.org/officeDocument/2006/relationships" xmlns:m="http://schemas.openxmlformats.org/officeDocument/2006/math" xmlns:v="urn:schemas-microsoft-com:vml" xmlns:wp14="http://schemas.microsoft.com/office/word/2010/wordprocessingDrawing" xmlns:wp="http://schemas.openxmlformats.org/drawingml/2006/wordprocessingDrawing" xmlns:w10="urn:schemas-microsoft-com:office:word" xmlns:w="http://schemas.openxmlformats.org/wordprocessingml/2006/main" xmlns:w14="http://schemas.microsoft.com/office/word/2010/wordml" xmlns:w15="http://schemas.microsoft.com/office/word/2012/wordml" xmlns:w16cex="http://schemas.microsoft.com/office/word/2018/wordml/cex" xmlns:w16cid="http://schemas.microsoft.com/office/word/2016/wordml/cid" xmlns:w16="http://schemas.microsoft.com/office/word/2018/wordml" xmlns:w16du="http://schemas.microsoft.com/office/word/2023/wordml/word16du" xmlns:w16sdtdh="http://schemas.microsoft.com/office/word/2020/wordml/sdtdatahash" xmlns:w16sdtfl="http://schemas.microsoft.com/office/word/2024/wordml/sdtformatlock" xmlns:w16se="http://schemas.microsoft.com/office/word/2015/wordml/symex" xmlns:wpg="http://schemas.microsoft.com/office/word/2010/wordprocessingGroup" xmlns:wpi="http://schemas.microsoft.com/office/word/2010/wordprocessingInk" xmlns:wne="http://schemas.microsoft.com/office/word/2006/wordml" xmlns:wps="http://schemas.microsoft.com/office/word/2010/wordprocessingShape" mc:Ignorable="w14 w15 w16se w16cid w16 w16cex w16sdtdh w16sdtfl w16du wp14">
   <w:p>
     <w:pPr>
       <w:pStyle w:val="Header"/>
@@ -1052,7 +1200,7 @@
 </file>
 
 <file path=word/header3.xml><?xml version="1.0" encoding="utf-8"?>
-<w:hdr xmlns:wpc="http://schemas.microsoft.com/office/word/2010/wordprocessingCanvas" xmlns:cx="http://schemas.microsoft.com/office/drawing/2014/chartex" xmlns:cx1="http://schemas.microsoft.com/office/drawing/2015/9/8/chartex" xmlns:cx2="http://schemas.microsoft.com/office/drawing/2015/10/21/chartex" xmlns:cx3="http://schemas.microsoft.com/office/drawing/2016/5/9/chartex" xmlns:cx4="http://schemas.microsoft.com/office/drawing/2016/5/10/chartex" xmlns:cx5="http://schemas.microsoft.com/office/drawing/2016/5/11/chartex" xmlns:cx6="http://schemas.microsoft.com/office/drawing/2016/5/12/chartex" xmlns:cx7="http://schemas.microsoft.com/office/drawing/2016/5/13/chartex" xmlns:cx8="http://schemas.microsoft.com/office/drawing/2016/5/14/chartex" xmlns:mc="http://schemas.openxmlformats.org/markup-compatibility/2006" xmlns:aink="http://schemas.microsoft.com/office/drawing/2016/ink" xmlns:am3d="http://schemas.microsoft.com/office/drawing/2017/model3d" xmlns:o="urn:schemas-microsoft-com:office:office" xmlns:oel="http://schemas.microsoft.com/office/2019/extlst" xmlns:r="http://schemas.openxmlformats.org/officeDocument/2006/relationships" xmlns:m="http://schemas.openxmlformats.org/officeDocument/2006/math" xmlns:v="urn:schemas-microsoft-com:vml" xmlns:wp14="http://schemas.microsoft.com/office/word/2010/wordprocessingDrawing" xmlns:wp="http://schemas.openxmlformats.org/drawingml/2006/wordprocessingDrawing" xmlns:w10="urn:schemas-microsoft-com:office:word" xmlns:w="http://schemas.openxmlformats.org/wordprocessingml/2006/main" xmlns:w14="http://schemas.microsoft.com/office/word/2010/wordml" xmlns:w15="http://schemas.microsoft.com/office/word/2012/wordml" xmlns:w16cex="http://schemas.microsoft.com/office/word/2018/wordml/cex" xmlns:w16cid="http://schemas.microsoft.com/office/word/2016/wordml/cid" xmlns:w16="http://schemas.microsoft.com/office/word/2018/wordml" xmlns:w16sdtdh="http://schemas.microsoft.com/office/word/2020/wordml/sdtdatahash" xmlns:w16se="http://schemas.microsoft.com/office/word/2015/wordml/symex" xmlns:wpg="http://schemas.microsoft.com/office/word/2010/wordprocessingGroup" xmlns:wpi="http://schemas.microsoft.com/office/word/2010/wordprocessingInk" xmlns:wne="http://schemas.microsoft.com/office/word/2006/wordml" xmlns:wps="http://schemas.microsoft.com/office/word/2010/wordprocessingShape" mc:Ignorable="w14 w15 w16se w16cid w16 w16cex w16sdtdh wp14">
+<w:hdr xmlns:wpc="http://schemas.microsoft.com/office/word/2010/wordprocessingCanvas" xmlns:cx="http://schemas.microsoft.com/office/drawing/2014/chartex" xmlns:cx1="http://schemas.microsoft.com/office/drawing/2015/9/8/chartex" xmlns:cx2="http://schemas.microsoft.com/office/drawing/2015/10/21/chartex" xmlns:cx3="http://schemas.microsoft.com/office/drawing/2016/5/9/chartex" xmlns:cx4="http://schemas.microsoft.com/office/drawing/2016/5/10/chartex" xmlns:cx5="http://schemas.microsoft.com/office/drawing/2016/5/11/chartex" xmlns:cx6="http://schemas.microsoft.com/office/drawing/2016/5/12/chartex" xmlns:cx7="http://schemas.microsoft.com/office/drawing/2016/5/13/chartex" xmlns:cx8="http://schemas.microsoft.com/office/drawing/2016/5/14/chartex" xmlns:mc="http://schemas.openxmlformats.org/markup-compatibility/2006" xmlns:aink="http://schemas.microsoft.com/office/drawing/2016/ink" xmlns:am3d="http://schemas.microsoft.com/office/drawing/2017/model3d" xmlns:o="urn:schemas-microsoft-com:office:office" xmlns:oel="http://schemas.microsoft.com/office/2019/extlst" xmlns:r="http://schemas.openxmlformats.org/officeDocument/2006/relationships" xmlns:m="http://schemas.openxmlformats.org/officeDocument/2006/math" xmlns:v="urn:schemas-microsoft-com:vml" xmlns:wp14="http://schemas.microsoft.com/office/word/2010/wordprocessingDrawing" xmlns:wp="http://schemas.openxmlformats.org/drawingml/2006/wordprocessingDrawing" xmlns:w10="urn:schemas-microsoft-com:office:word" xmlns:w="http://schemas.openxmlformats.org/wordprocessingml/2006/main" xmlns:w14="http://schemas.microsoft.com/office/word/2010/wordml" xmlns:w15="http://schemas.microsoft.com/office/word/2012/wordml" xmlns:w16cex="http://schemas.microsoft.com/office/word/2018/wordml/cex" xmlns:w16cid="http://schemas.microsoft.com/office/word/2016/wordml/cid" xmlns:w16="http://schemas.microsoft.com/office/word/2018/wordml" xmlns:w16du="http://schemas.microsoft.com/office/word/2023/wordml/word16du" xmlns:w16sdtdh="http://schemas.microsoft.com/office/word/2020/wordml/sdtdatahash" xmlns:w16sdtfl="http://schemas.microsoft.com/office/word/2024/wordml/sdtformatlock" xmlns:w16se="http://schemas.microsoft.com/office/word/2015/wordml/symex" xmlns:wpg="http://schemas.microsoft.com/office/word/2010/wordprocessingGroup" xmlns:wpi="http://schemas.microsoft.com/office/word/2010/wordprocessingInk" xmlns:wne="http://schemas.microsoft.com/office/word/2006/wordml" xmlns:wps="http://schemas.microsoft.com/office/word/2010/wordprocessingShape" mc:Ignorable="w14 w15 w16se w16cid w16 w16cex w16sdtdh w16sdtfl w16du wp14">
   <w:p>
     <w:pPr>
       <w:pStyle w:val="Header"/>
@@ -1061,7 +1209,7 @@
     <w:r>
       <w:tab/>
       <w:tab/>
-      <w:t>2026-06-17</w:t>
+      <w:t>2026-06-18</w:t>
       <w:br/>
       <w:br/>
     </w:r>
@@ -1078,7 +1226,7 @@
 </file>
 
 <file path=word/numbering.xml><?xml version="1.0" encoding="utf-8"?>
-<w:numbering xmlns:wpc="http://schemas.microsoft.com/office/word/2010/wordprocessingCanvas" xmlns:cx="http://schemas.microsoft.com/office/drawing/2014/chartex" xmlns:cx1="http://schemas.microsoft.com/office/drawing/2015/9/8/chartex" xmlns:cx2="http://schemas.microsoft.com/office/drawing/2015/10/21/chartex" xmlns:cx3="http://schemas.microsoft.com/office/drawing/2016/5/9/chartex" xmlns:cx4="http://schemas.microsoft.com/office/drawing/2016/5/10/chartex" xmlns:cx5="http://schemas.microsoft.com/office/drawing/2016/5/11/chartex" xmlns:cx6="http://schemas.microsoft.com/office/drawing/2016/5/12/chartex" xmlns:cx7="http://schemas.microsoft.com/office/drawing/2016/5/13/chartex" xmlns:cx8="http://schemas.microsoft.com/office/drawing/2016/5/14/chartex" xmlns:mc="http://schemas.openxmlformats.org/markup-compatibility/2006" xmlns:aink="http://schemas.microsoft.com/office/drawing/2016/ink" xmlns:am3d="http://schemas.microsoft.com/office/drawing/2017/model3d" xmlns:o="urn:schemas-microsoft-com:office:office" xmlns:oel="http://schemas.microsoft.com/office/2019/extlst" xmlns:r="http://schemas.openxmlformats.org/officeDocument/2006/relationships" xmlns:m="http://schemas.openxmlformats.org/officeDocument/2006/math" xmlns:v="urn:schemas-microsoft-com:vml" xmlns:wp14="http://schemas.microsoft.com/office/word/2010/wordprocessingDrawing" xmlns:wp="http://schemas.openxmlformats.org/drawingml/2006/wordprocessingDrawing" xmlns:w10="urn:schemas-microsoft-com:office:word" xmlns:w="http://schemas.openxmlformats.org/wordprocessingml/2006/main" xmlns:w14="http://schemas.microsoft.com/office/word/2010/wordml" xmlns:w15="http://schemas.microsoft.com/office/word/2012/wordml" xmlns:w16cex="http://schemas.microsoft.com/office/word/2018/wordml/cex" xmlns:w16cid="http://schemas.microsoft.com/office/word/2016/wordml/cid" xmlns:w16="http://schemas.microsoft.com/office/word/2018/wordml" xmlns:w16sdtdh="http://schemas.microsoft.com/office/word/2020/wordml/sdtdatahash" xmlns:w16se="http://schemas.microsoft.com/office/word/2015/wordml/symex" xmlns:wpg="http://schemas.microsoft.com/office/word/2010/wordprocessingGroup" xmlns:wpi="http://schemas.microsoft.com/office/word/2010/wordprocessingInk" xmlns:wne="http://schemas.microsoft.com/office/word/2006/wordml" xmlns:wps="http://schemas.microsoft.com/office/word/2010/wordprocessingShape" mc:Ignorable="w14 w15 w16se w16cid w16 w16cex w16sdtdh wp14">
+<w:numbering xmlns:wpc="http://schemas.microsoft.com/office/word/2010/wordprocessingCanvas" xmlns:cx="http://schemas.microsoft.com/office/drawing/2014/chartex" xmlns:cx1="http://schemas.microsoft.com/office/drawing/2015/9/8/chartex" xmlns:cx2="http://schemas.microsoft.com/office/drawing/2015/10/21/chartex" xmlns:cx3="http://schemas.microsoft.com/office/drawing/2016/5/9/chartex" xmlns:cx4="http://schemas.microsoft.com/office/drawing/2016/5/10/chartex" xmlns:cx5="http://schemas.microsoft.com/office/drawing/2016/5/11/chartex" xmlns:cx6="http://schemas.microsoft.com/office/drawing/2016/5/12/chartex" xmlns:cx7="http://schemas.microsoft.com/office/drawing/2016/5/13/chartex" xmlns:cx8="http://schemas.microsoft.com/office/drawing/2016/5/14/chartex" xmlns:mc="http://schemas.openxmlformats.org/markup-compatibility/2006" xmlns:aink="http://schemas.microsoft.com/office/drawing/2016/ink" xmlns:am3d="http://schemas.microsoft.com/office/drawing/2017/model3d" xmlns:o="urn:schemas-microsoft-com:office:office" xmlns:oel="http://schemas.microsoft.com/office/2019/extlst" xmlns:r="http://schemas.openxmlformats.org/officeDocument/2006/relationships" xmlns:m="http://schemas.openxmlformats.org/officeDocument/2006/math" xmlns:v="urn:schemas-microsoft-com:vml" xmlns:wp14="http://schemas.microsoft.com/office/word/2010/wordprocessingDrawing" xmlns:wp="http://schemas.openxmlformats.org/drawingml/2006/wordprocessingDrawing" xmlns:w10="urn:schemas-microsoft-com:office:word" xmlns:w="http://schemas.openxmlformats.org/wordprocessingml/2006/main" xmlns:w14="http://schemas.microsoft.com/office/word/2010/wordml" xmlns:w15="http://schemas.microsoft.com/office/word/2012/wordml" xmlns:w16cex="http://schemas.microsoft.com/office/word/2018/wordml/cex" xmlns:w16cid="http://schemas.microsoft.com/office/word/2016/wordml/cid" xmlns:w16="http://schemas.microsoft.com/office/word/2018/wordml" xmlns:w16du="http://schemas.microsoft.com/office/word/2023/wordml/word16du" xmlns:w16sdtdh="http://schemas.microsoft.com/office/word/2020/wordml/sdtdatahash" xmlns:w16sdtfl="http://schemas.microsoft.com/office/word/2024/wordml/sdtformatlock" xmlns:w16se="http://schemas.microsoft.com/office/word/2015/wordml/symex" xmlns:wpg="http://schemas.microsoft.com/office/word/2010/wordprocessingGroup" xmlns:wpi="http://schemas.microsoft.com/office/word/2010/wordprocessingInk" xmlns:wne="http://schemas.microsoft.com/office/word/2006/wordml" xmlns:wps="http://schemas.microsoft.com/office/word/2010/wordprocessingShape" mc:Ignorable="w14 w15 w16se w16cid w16 w16cex w16sdtdh w16sdtfl w16du wp14">
   <w:abstractNum w:abstractNumId="0" w15:restartNumberingAfterBreak="0">
     <w:nsid w:val="FFFFFF7C"/>
     <w:multiLevelType w:val="singleLevel"/>
@@ -1281,7 +1429,7 @@
 </file>
 
 <file path=word/styles.xml><?xml version="1.0" encoding="utf-8"?>
-<w:styles xmlns:mc="http://schemas.openxmlformats.org/markup-compatibility/2006" xmlns:r="http://schemas.openxmlformats.org/officeDocument/2006/relationships" xmlns:w="http://schemas.openxmlformats.org/wordprocessingml/2006/main" xmlns:w14="http://schemas.microsoft.com/office/word/2010/wordml" xmlns:w15="http://schemas.microsoft.com/office/word/2012/wordml" xmlns:w16cex="http://schemas.microsoft.com/office/word/2018/wordml/cex" xmlns:w16cid="http://schemas.microsoft.com/office/word/2016/wordml/cid" xmlns:w16="http://schemas.microsoft.com/office/word/2018/wordml" xmlns:w16sdtdh="http://schemas.microsoft.com/office/word/2020/wordml/sdtdatahash" xmlns:w16se="http://schemas.microsoft.com/office/word/2015/wordml/symex" mc:Ignorable="w14 w15 w16se w16cid w16 w16cex w16sdtdh">
+<w:styles xmlns:mc="http://schemas.openxmlformats.org/markup-compatibility/2006" xmlns:r="http://schemas.openxmlformats.org/officeDocument/2006/relationships" xmlns:w="http://schemas.openxmlformats.org/wordprocessingml/2006/main" xmlns:w14="http://schemas.microsoft.com/office/word/2010/wordml" xmlns:w15="http://schemas.microsoft.com/office/word/2012/wordml" xmlns:w16cex="http://schemas.microsoft.com/office/word/2018/wordml/cex" xmlns:w16cid="http://schemas.microsoft.com/office/word/2016/wordml/cid" xmlns:w16="http://schemas.microsoft.com/office/word/2018/wordml" xmlns:w16du="http://schemas.microsoft.com/office/word/2023/wordml/word16du" xmlns:w16sdtdh="http://schemas.microsoft.com/office/word/2020/wordml/sdtdatahash" xmlns:w16sdtfl="http://schemas.microsoft.com/office/word/2024/wordml/sdtformatlock" xmlns:w16se="http://schemas.microsoft.com/office/word/2015/wordml/symex" mc:Ignorable="w14 w15 w16se w16cid w16 w16cex w16sdtdh w16sdtfl w16du">
   <w:docDefaults>
     <w:rPrDefault>
       <w:rPr>
@@ -2039,7 +2187,7 @@
     <w:link w:val="TitleChar"/>
     <w:uiPriority w:val="10"/>
     <w:qFormat/>
-    <w:rsid w:val="007106C8"/>
+    <w:rsid w:val="00E854FA"/>
     <w:pPr>
       <w:spacing w:after="300" w:line="240" w:lineRule="auto"/>
       <w:contextualSpacing/>
@@ -2049,7 +2197,7 @@
       <w:rFonts w:eastAsiaTheme="majorEastAsia" w:cstheme="majorBidi"/>
       <w:spacing w:val="5"/>
       <w:kern w:val="28"/>
-      <w:sz w:val="52"/>
+      <w:sz w:val="40"/>
       <w:szCs w:val="52"/>
       <w:lang w:val="sv-SE" w:eastAsia="en-US" w:bidi="ar-SA"/>
     </w:rPr>
@@ -2059,12 +2207,12 @@
     <w:basedOn w:val="DefaultParagraphFont"/>
     <w:link w:val="Title"/>
     <w:uiPriority w:val="10"/>
-    <w:rsid w:val="007106C8"/>
+    <w:rsid w:val="00E854FA"/>
     <w:rPr>
       <w:rFonts w:ascii="Times New Roman" w:eastAsiaTheme="majorEastAsia" w:hAnsi="Times New Roman" w:cstheme="majorBidi"/>
       <w:spacing w:val="5"/>
       <w:kern w:val="28"/>
-      <w:sz w:val="52"/>
+      <w:sz w:val="40"/>
       <w:szCs w:val="52"/>
       <w:lang w:val="sv-SE" w:eastAsia="en-US" w:bidi="ar-SA"/>
     </w:rPr>

--- a/klagomål/A 23809-2026 FSC-klagomål.docx
+++ b/klagomål/A 23809-2026 FSC-klagomål.docx
@@ -1209,7 +1209,7 @@
     <w:r>
       <w:tab/>
       <w:tab/>
-      <w:t>2026-06-18</w:t>
+      <w:t>2026-06-19</w:t>
       <w:br/>
       <w:br/>
     </w:r>

--- a/klagomål/A 23809-2026 FSC-klagomål.docx
+++ b/klagomål/A 23809-2026 FSC-klagomål.docx
@@ -1209,7 +1209,7 @@
     <w:r>
       <w:tab/>
       <w:tab/>
-      <w:t>2026-06-19</w:t>
+      <w:t>2026-06-20</w:t>
       <w:br/>
       <w:br/>
     </w:r>

--- a/klagomål/A 23809-2026 FSC-klagomål.docx
+++ b/klagomål/A 23809-2026 FSC-klagomål.docx
@@ -168,38 +168,7 @@
     </w:p>
     <w:p>
       <w:r>
-        <w:t>Detta dokument behandlar höga naturvärden i avverkningsanmälan A 23809-2026 i Bräcke kommun som inkom 2026-05-22 och omfattar 1,4 ha.</w:t>
-      </w:r>
-    </w:p>
-    <w:p>
-      <w:r>
-        <w:t>Nedan presenteras fynd av naturvårdsarter och fridlysta arter som gjorts i det avverkningsanmälda området, samt relevanta utdrag ur standarderna för FSC, Chain of Custody, Controlled Wood och PEFC. I BILAGA 1 finns artfakta om rödlistade arter.</w:t>
-      </w:r>
-    </w:p>
-    <w:p>
-      <w:r>
-        <w:t>Vi förväntar oss att ni återkommer med ett skriftligt svar på vårt klagomål och även beskriver vilka korrigerande åtgärder ni satt in för att rätta till identifierade brister i er efterlevnad av den svenska FSC standarden.</w:t>
-      </w:r>
-    </w:p>
-    <w:p>
-      <w:pPr>
-        <w:pStyle w:val="Heading1"/>
-      </w:pPr>
-      <w:r>
-        <w:t>Naturvårdsarter</w:t>
-      </w:r>
-    </w:p>
-    <w:p>
-      <w:r>
-        <w:t>I avverkningsanmälan har följande 11 naturvårdsarter hittats: trolldruvemätare (EN), björktrast (NT, §4), rosenticka (NT, T), rynkskinn (NT, T), svart trolldruva (S, T), blåsippa (T, §9), hultbräken (T), kransmossa (T), kärrviol (T), nordisk stormhatt (T) och ormbär (T). Av dessa är 4 rödlistade. För rödlistade arter har rödlistekategorin angivits inom parentes. Arter som är signalarter enligt Skogsstyrelsen har markerats med (S). Typiska arter inom Natura 2000 som är kopplade till skogsekosystem har markerats med (T). För fridlysta arter anges även paragrafen i Artskyddsförordningen som arten är fridlyst enligt.</w:t>
-      </w:r>
-    </w:p>
-    <w:p>
-      <w:r>
-        <w:t>De påträffade naturvårdsarterna är ett tydligt kvitto på att det rör sig om en skog med höga naturvärden.</w:t>
-      </w:r>
-      <w:r>
-        <w:t xml:space="preserve"> I Figur 1 visas fyndplatser för naturvårdsarter i området, som finns registrerade på Artportalen.</w:t>
+        <w:t>Detta klagomål behandlar höga naturvärden i avverkningsanmälan A 23809-2026 i Bräcke kommun som inkom 2026-05-22 och omfattar 1,4 ha.</w:t>
       </w:r>
     </w:p>
     <w:p>
@@ -247,34 +216,142 @@
         <w:spacing w:after="240"/>
       </w:pPr>
       <w:r>
-        <w:t>Figur 1. Fyndplatser för naturvårdsarter i avverkningsanmälan (röd linje). Markörer utan svart kant är placerade på fyndplatsen. Markörer med svart kant är placerade vid sidan av fyndplatsen och har ett svart streck som visar fyndplatsens exakta position. Kartans mittpunktskoordinat är N 6976429, E 511365 i SWEREF 99 TM.</w:t>
+        <w:t>Figur 1. Fyndplatser för naturvårdsarter i avverkningsanmälan. Markörer utan svart kant är placerade på fyndplatsen. Markörer med svart kant är placerade vid sidan av fyndplatsen har ett svart streck som visar fyndplatsens exakta position. Kartans mittpunktskoordinat är N 6976429, E 511365 i SWEREF 99 TM.</w:t>
+      </w:r>
+    </w:p>
+    <w:p>
+      <w:r>
+        <w:t>I avverkningsanmälan finns fynd av 11 naturvårdsarter, varav 4 är rödlistade, 2 är fridlysta, 9 är typiska (T) och 1 är signalart (S): trolldruvemätare (EN), björktrast (NT, §4), rosenticka (NT, T), rynkskinn (NT, T), svart trolldruva (S, T), blåsippa (T, §9), hultbräken (T), kransmossa (T), kärrviol (T), nordisk stormhatt (T) och ormbär (T). Se Figur 1.</w:t>
+      </w:r>
+    </w:p>
+    <w:p>
+      <w:r>
+        <w:t>Nedan presenteras relevanta utdrag ur standarderna för FSC, Chain of Custody, Controlled Wood och PEFC.</w:t>
+      </w:r>
+    </w:p>
+    <w:p>
+      <w:r>
+        <w:t>Vi förväntar oss att ni återkommer med ett skriftligt svar på vårt klagomål och även beskriver vilka korrigerande åtgärder ni satt in för att rätta till identifierade brister i er efterlevnad av den svenska FSC standarden.</w:t>
       </w:r>
     </w:p>
     <w:p>
       <w:pPr>
-        <w:pStyle w:val="Heading2"/>
+        <w:pStyle w:val="Heading1"/>
       </w:pPr>
       <w:r>
-        <w:t>Fridlysta arter</w:t>
+        <w:t>Naturvårdsarter och fridlysta arter</w:t>
       </w:r>
     </w:p>
     <w:p>
       <w:r>
-        <w:t>Följande fridlysta arter har sina livsmiljöer och växtplatser i den avverkningsanmälda skogen: björktrast (NT, §4) och blåsippa (T, §9).</w:t>
+        <w:t>Nedan följer beskrivningar av de naturvårdsarter och fridlysta arter som har sina livsmiljöer och växtplatser i den avverkningsanmälda skogen. Se även ytterligare artfakta i BILAGA 1. De påträffade naturvårdsarterna är ett tydligt kvitto på att det rör sig om en skog med höga naturvärden.</w:t>
       </w:r>
     </w:p>
     <w:p>
-      <w:r>
-        <w:t xml:space="preserve">Observera att medlemsländerna är skyldiga att agera i enlighet med EU:s fågeldirektiv där det uttryckligen står att direktivet gäller för fåglar samt för deras ägg, bon och </w:t>
-      </w:r>
       <w:r>
         <w:rPr>
           <w:b/>
         </w:rPr>
-        <w:t xml:space="preserve">livsmiljöer </w:t>
-      </w:r>
-      <w:r>
-        <w:t>(artikel 1). Vidare att de åtgärder som vidtas inte får leda till en försämring av den nuvarande situationen beträffande bevarandet av de fågelarter som avses i artikel 1 (artikel 13). Fågeldirektivet är styrande för tillsynsansvariga myndigheters ärendehantering, ställningstaganden och beslutsfattande.</w:t>
+        <w:t>Trolldruvemätare (EN)</w:t>
+      </w:r>
+      <w:r>
+        <w:t xml:space="preserve"> är rödlistad som starkt hotad och omfattas av åtgärdsprogram för hotade arter. Enligt Artdatabankens artfaktablad om arten bör skogar med trolldruva inom den boreala zonen skyddas eller på annat sätt undantas från kalavverkning och åtgärder som förändrar markens hydrologi. På lokaler med förekomst av trolldruvemätare och i deras närmare omgivningar bör inga åtgärder vidtas som äventyrar trolldruvans överlevnad. Detta innebär att områdets hydrologi måste bevaras intakt, vilket utesluter dikningar eller andra markberedningsåtgärder. Skogsbestånd med förekomster måste således undantas från rationellt skogsbruk och eventuellt brukas med alternativa metoder, antingen genom luckhuggning eller genom att de lämnas för fri utveckling så att naturliga luckor uppkommer och solen på så sätt kan nå ner till fältskiktet. Stormfällningar, röta eller insektsangrepp i bestånden åstadkommer detta naturligt på längre sikt (SLU Artdatabanken, 2024).</w:t>
+      </w:r>
+    </w:p>
+    <w:p>
+      <w:r>
+        <w:rPr>
+          <w:b/>
+        </w:rPr>
+        <w:t>Rosenticka (NT)</w:t>
+      </w:r>
+      <w:r>
+        <w:t xml:space="preserve">, rödlistad som nära hotad, ingår i en karaktäristisk association av vedsvampar som växer på gamla, grova granlågor i urskogsartade barrskogar. Den är placerad i toppen av Skogsstyrelsens värdepyramid för bedömning av skog med höga naturvärden och indikerar ett granskogsekosystem med långvarig kontinuitet av grova lågor. Artens beroende av grova granlågor innebär att alla skogsskötselåtgärder på eller i omedelbar närhet av lokalerna utgör ett hot på lång sikt. Det är angeläget att populationerna inte ytterligare glesas ut och ett tillräckligt antal områden där arten nu finns måste sparas för framtiden. Rosenticka är typisk art för </w:t>
+      </w:r>
+      <w:r>
+        <w:rPr>
+          <w:i/>
+        </w:rPr>
+        <w:t xml:space="preserve">9010 Taiga </w:t>
+      </w:r>
+      <w:r>
+        <w:t xml:space="preserve">och </w:t>
+      </w:r>
+      <w:r>
+        <w:rPr>
+          <w:i/>
+        </w:rPr>
+        <w:t>9050 Näringsrik granskog</w:t>
+      </w:r>
+      <w:r>
+        <w:t xml:space="preserve"> (Nitare &amp; Skogsstyrelsen, 2019; SLU Artdatabanken, 2024).</w:t>
+      </w:r>
+    </w:p>
+    <w:p>
+      <w:r>
+        <w:rPr>
+          <w:b/>
+        </w:rPr>
+        <w:t>Rynkskinn (NT)</w:t>
+      </w:r>
+      <w:r>
+        <w:t xml:space="preserve"> är en vednedbrytare som växer på grova granlågor och ingår i en karaktäristisk association av vedsvampar knutna till urskogsartade barrskogar. Den har klassificerats som en “urskogsindikator” och är placerad i toppen av Skogsstyrelsens värdepyramid för bedömning av skog med höga naturvärden. Allt tyder på att rynkskinn är mycket känslig för skogliga ingrepp och lokalerna, som oftast har höga biologiska kvaliteter, bör lämnas till fri utveckling. Rynkskinn är typisk art för </w:t>
+      </w:r>
+      <w:r>
+        <w:rPr>
+          <w:i/>
+        </w:rPr>
+        <w:t xml:space="preserve">9010 Taiga, 9050 Näringsrik granskog </w:t>
+      </w:r>
+      <w:r>
+        <w:t>och</w:t>
+      </w:r>
+      <w:r>
+        <w:rPr>
+          <w:i/>
+        </w:rPr>
+        <w:t xml:space="preserve"> 9030 Landhöjningsskog</w:t>
+      </w:r>
+      <w:r>
+        <w:t xml:space="preserve"> (Nitare &amp; Skogsstyrelsen, 2019; SLU Artdatabanken, 2026).</w:t>
+      </w:r>
+    </w:p>
+    <w:p>
+      <w:r>
+        <w:rPr>
+          <w:b/>
+        </w:rPr>
+        <w:t>Svart trolldruva</w:t>
+      </w:r>
+      <w:r>
+        <w:t xml:space="preserve"> är en kalkgynnad växt som förekommer på näringsrik frisk mulljord i såväl bördiga kalkbarrskogar som sydliga kalklövskogar och lundar. Arten är en bra signalart för skyddsvärda biotoper i såväl löv- som barrskogar och tål inte slutavverkning och markberedning. Trolldruva är värdväxt för ett antal sällsynta fjärilsarter som ställer höga krav på sina livsmiljöer, däribland trolldruvemätare (EN), skuggmalmätare (VU) och trolldruvelobmätare (VU). Svart trolldruva är typisk art för </w:t>
+      </w:r>
+      <w:r>
+        <w:rPr>
+          <w:i/>
+        </w:rPr>
+        <w:t>9050 Näringsrik granskog,</w:t>
+      </w:r>
+      <w:r>
+        <w:t xml:space="preserve"> </w:t>
+      </w:r>
+      <w:r>
+        <w:rPr>
+          <w:i/>
+        </w:rPr>
+        <w:t xml:space="preserve">9020 Nordlig ädellövskog, 9160 Näringsrik ekskog, 9180 Ädellövskog i branter </w:t>
+      </w:r>
+      <w:r>
+        <w:t>och</w:t>
+      </w:r>
+      <w:r>
+        <w:rPr>
+          <w:i/>
+        </w:rPr>
+        <w:t xml:space="preserve"> 1610 Åsöar i Östersjön</w:t>
+      </w:r>
+      <w:r>
+        <w:t xml:space="preserve"> (SLU Artdatabanken, 2024; Nitare &amp; Skogsstyrelsen, 2019).</w:t>
       </w:r>
     </w:p>
     <w:p>
@@ -307,14 +384,6 @@
       </w:r>
     </w:p>
     <w:p>
-      <w:pPr>
-        <w:pStyle w:val="Heading2"/>
-      </w:pPr>
-      <w:r>
-        <w:t>Övriga naturvårdsarter</w:t>
-      </w:r>
-    </w:p>
-    <w:p>
       <w:r>
         <w:rPr>
           <w:b/>
@@ -448,113 +517,6 @@
       </w:r>
       <w:r>
         <w:t>(SLU Artdatabanken, 2025).</w:t>
-      </w:r>
-    </w:p>
-    <w:p>
-      <w:r>
-        <w:rPr>
-          <w:b/>
-        </w:rPr>
-        <w:t>Rosenticka (NT)</w:t>
-      </w:r>
-      <w:r>
-        <w:t xml:space="preserve">, rödlistad som nära hotad, ingår i en karaktäristisk association av vedsvampar som växer på gamla, grova granlågor i urskogsartade barrskogar. Den är placerad i toppen av Skogsstyrelsens värdepyramid för bedömning av skog med höga naturvärden och indikerar ett granskogsekosystem med långvarig kontinuitet av grova lågor. Artens beroende av grova granlågor innebär att alla skogsskötselåtgärder på eller i omedelbar närhet av lokalerna utgör ett hot på lång sikt. Det är angeläget att populationerna inte ytterligare glesas ut och ett tillräckligt antal områden där arten nu finns måste sparas för framtiden. Rosenticka är typisk art för </w:t>
-      </w:r>
-      <w:r>
-        <w:rPr>
-          <w:i/>
-        </w:rPr>
-        <w:t xml:space="preserve">9010 Taiga </w:t>
-      </w:r>
-      <w:r>
-        <w:t xml:space="preserve">och </w:t>
-      </w:r>
-      <w:r>
-        <w:rPr>
-          <w:i/>
-        </w:rPr>
-        <w:t>9050 Näringsrik granskog</w:t>
-      </w:r>
-      <w:r>
-        <w:t xml:space="preserve"> (Nitare &amp; Skogsstyrelsen, 2019; SLU Artdatabanken, 2024).</w:t>
-      </w:r>
-    </w:p>
-    <w:p>
-      <w:r>
-        <w:rPr>
-          <w:b/>
-        </w:rPr>
-        <w:t>Rynkskinn (NT)</w:t>
-      </w:r>
-      <w:r>
-        <w:t xml:space="preserve"> är en vednedbrytare som växer på grova granlågor och ingår i en karaktäristisk association av vedsvampar knutna till urskogsartade barrskogar. Den har klassificerats som en “urskogsindikator” och är placerad i toppen av Skogsstyrelsens värdepyramid för bedömning av skog med höga naturvärden. Allt tyder på att rynkskinn är mycket känslig för skogliga ingrepp och lokalerna, som oftast har höga biologiska kvaliteter, bör lämnas till fri utveckling. Rynkskinn är typisk art för </w:t>
-      </w:r>
-      <w:r>
-        <w:rPr>
-          <w:i/>
-        </w:rPr>
-        <w:t xml:space="preserve">9010 Taiga, 9050 Näringsrik granskog </w:t>
-      </w:r>
-      <w:r>
-        <w:t>och</w:t>
-      </w:r>
-      <w:r>
-        <w:rPr>
-          <w:i/>
-        </w:rPr>
-        <w:t xml:space="preserve"> 9030 Landhöjningsskog</w:t>
-      </w:r>
-      <w:r>
-        <w:t xml:space="preserve"> (Nitare &amp; Skogsstyrelsen, 2019; SLU Artdatabanken, 2026).</w:t>
-      </w:r>
-    </w:p>
-    <w:p>
-      <w:r>
-        <w:rPr>
-          <w:b/>
-        </w:rPr>
-        <w:t>Svart trolldruva</w:t>
-      </w:r>
-      <w:r>
-        <w:t xml:space="preserve"> är en kalkgynnad växt som förekommer på näringsrik frisk mulljord i såväl bördiga kalkbarrskogar som sydliga kalklövskogar och lundar. Arten är en bra signalart för skyddsvärda biotoper i såväl löv- som barrskogar och tål inte slutavverkning och markberedning. Trolldruva är värdväxt för ett antal sällsynta fjärilsarter som ställer höga krav på sina livsmiljöer, däribland trolldruvemätare (EN), skuggmalmätare (VU) och trolldruvelobmätare (VU). Svart trolldruva är typisk art för </w:t>
-      </w:r>
-      <w:r>
-        <w:rPr>
-          <w:i/>
-        </w:rPr>
-        <w:t>9050 Näringsrik granskog,</w:t>
-      </w:r>
-      <w:r>
-        <w:t xml:space="preserve"> </w:t>
-      </w:r>
-      <w:r>
-        <w:rPr>
-          <w:i/>
-        </w:rPr>
-        <w:t xml:space="preserve">9020 Nordlig ädellövskog, 9160 Näringsrik ekskog, 9180 Ädellövskog i branter </w:t>
-      </w:r>
-      <w:r>
-        <w:t>och</w:t>
-      </w:r>
-      <w:r>
-        <w:rPr>
-          <w:i/>
-        </w:rPr>
-        <w:t xml:space="preserve"> 1610 Åsöar i Östersjön</w:t>
-      </w:r>
-      <w:r>
-        <w:t xml:space="preserve"> (SLU Artdatabanken, 2024; Nitare &amp; Skogsstyrelsen, 2019).</w:t>
-      </w:r>
-    </w:p>
-    <w:p>
-      <w:r>
-        <w:rPr>
-          <w:b/>
-        </w:rPr>
-        <w:t>Trolldruvemätare (EN)</w:t>
-      </w:r>
-      <w:r>
-        <w:t xml:space="preserve"> är rödlistad som starkt hotad och omfattas av åtgärdsprogram för hotade arter. Enligt Artdatabankens artfaktablad om arten bör skogar med trolldruva inom den boreala zonen skyddas eller på annat sätt undantas från kalavverkning och åtgärder som förändrar markens hydrologi. På lokaler med förekomst av trolldruvemätare och i deras närmare omgivningar bör inga åtgärder vidtas som äventyrar trolldruvans överlevnad. Detta innebär att områdets hydrologi måste bevaras intakt, vilket utesluter dikningar eller andra markberedningsåtgärder. Skogsbestånd med förekomster måste således undantas från rationellt skogsbruk och eventuellt brukas med alternativa metoder, antingen genom luckhuggning eller genom att de lämnas för fri utveckling så att naturliga luckor uppkommer och solen på så sätt kan nå ner till fältskiktet. Stormfällningar, röta eller insektsangrepp i bestånden åstadkommer detta naturligt på längre sikt (SLU Artdatabanken, 2024).</w:t>
       </w:r>
     </w:p>
     <w:p>
@@ -1209,7 +1171,7 @@
     <w:r>
       <w:tab/>
       <w:tab/>
-      <w:t>2026-06-20</w:t>
+      <w:t>2026-06-21</w:t>
       <w:br/>
       <w:br/>
     </w:r>

--- a/klagomål/A 23809-2026 FSC-klagomål.docx
+++ b/klagomål/A 23809-2026 FSC-klagomål.docx
@@ -1171,7 +1171,7 @@
     <w:r>
       <w:tab/>
       <w:tab/>
-      <w:t>2026-06-21</w:t>
+      <w:t>2026-06-22</w:t>
       <w:br/>
       <w:br/>
     </w:r>

--- a/klagomål/A 23809-2026 FSC-klagomål.docx
+++ b/klagomål/A 23809-2026 FSC-klagomål.docx
@@ -1171,7 +1171,7 @@
     <w:r>
       <w:tab/>
       <w:tab/>
-      <w:t>2026-06-22</w:t>
+      <w:t>2026-06-23</w:t>
       <w:br/>
       <w:br/>
     </w:r>

--- a/klagomål/A 23809-2026 FSC-klagomål.docx
+++ b/klagomål/A 23809-2026 FSC-klagomål.docx
@@ -1171,7 +1171,7 @@
     <w:r>
       <w:tab/>
       <w:tab/>
-      <w:t>2026-06-23</w:t>
+      <w:t>2026-06-24</w:t>
       <w:br/>
       <w:br/>
     </w:r>

--- a/klagomål/A 23809-2026 FSC-klagomål.docx
+++ b/klagomål/A 23809-2026 FSC-klagomål.docx
@@ -1171,7 +1171,7 @@
     <w:r>
       <w:tab/>
       <w:tab/>
-      <w:t>2026-06-24</w:t>
+      <w:t>2026-06-25</w:t>
       <w:br/>
       <w:br/>
     </w:r>

--- a/klagomål/A 23809-2026 FSC-klagomål.docx
+++ b/klagomål/A 23809-2026 FSC-klagomål.docx
@@ -1171,7 +1171,7 @@
     <w:r>
       <w:tab/>
       <w:tab/>
-      <w:t>2026-06-25</w:t>
+      <w:t>2026-06-26</w:t>
       <w:br/>
       <w:br/>
     </w:r>

--- a/klagomål/A 23809-2026 FSC-klagomål.docx
+++ b/klagomål/A 23809-2026 FSC-klagomål.docx
@@ -1171,7 +1171,7 @@
     <w:r>
       <w:tab/>
       <w:tab/>
-      <w:t>2026-06-26</w:t>
+      <w:t>2026-06-27</w:t>
       <w:br/>
       <w:br/>
     </w:r>

--- a/klagomål/A 23809-2026 FSC-klagomål.docx
+++ b/klagomål/A 23809-2026 FSC-klagomål.docx
@@ -1171,7 +1171,7 @@
     <w:r>
       <w:tab/>
       <w:tab/>
-      <w:t>2026-06-27</w:t>
+      <w:t>2026-06-28</w:t>
       <w:br/>
       <w:br/>
     </w:r>

--- a/klagomål/A 23809-2026 FSC-klagomål.docx
+++ b/klagomål/A 23809-2026 FSC-klagomål.docx
@@ -1171,7 +1171,7 @@
     <w:r>
       <w:tab/>
       <w:tab/>
-      <w:t>2026-06-28</w:t>
+      <w:t>2026-06-29</w:t>
       <w:br/>
       <w:br/>
     </w:r>

--- a/klagomål/A 23809-2026 FSC-klagomål.docx
+++ b/klagomål/A 23809-2026 FSC-klagomål.docx
@@ -1171,7 +1171,7 @@
     <w:r>
       <w:tab/>
       <w:tab/>
-      <w:t>2026-06-29</w:t>
+      <w:t>2026-06-30</w:t>
       <w:br/>
       <w:br/>
     </w:r>

--- a/klagomål/A 23809-2026 FSC-klagomål.docx
+++ b/klagomål/A 23809-2026 FSC-klagomål.docx
@@ -1171,7 +1171,7 @@
     <w:r>
       <w:tab/>
       <w:tab/>
-      <w:t>2026-06-30</w:t>
+      <w:t>2026-07-01</w:t>
       <w:br/>
       <w:br/>
     </w:r>

--- a/klagomål/A 23809-2026 FSC-klagomål.docx
+++ b/klagomål/A 23809-2026 FSC-klagomål.docx
@@ -1171,7 +1171,7 @@
     <w:r>
       <w:tab/>
       <w:tab/>
-      <w:t>2026-07-01</w:t>
+      <w:t>2026-07-02</w:t>
       <w:br/>
       <w:br/>
     </w:r>

--- a/klagomål/A 23809-2026 FSC-klagomål.docx
+++ b/klagomål/A 23809-2026 FSC-klagomål.docx
@@ -1176,7 +1176,7 @@
     <w:r>
       <w:tab/>
       <w:tab/>
-      <w:t>2026-07-13</w:t>
+      <w:t>2026-07-14</w:t>
       <w:br/>
       <w:br/>
     </w:r>

--- a/klagomål/A 23809-2026 FSC-klagomål.docx
+++ b/klagomål/A 23809-2026 FSC-klagomål.docx
@@ -1176,7 +1176,7 @@
     <w:r>
       <w:tab/>
       <w:tab/>
-      <w:t>2026-07-14</w:t>
+      <w:t>2026-07-15</w:t>
       <w:br/>
       <w:br/>
     </w:r>

--- a/klagomål/A 23809-2026 FSC-klagomål.docx
+++ b/klagomål/A 23809-2026 FSC-klagomål.docx
@@ -1176,7 +1176,7 @@
     <w:r>
       <w:tab/>
       <w:tab/>
-      <w:t>2026-07-15</w:t>
+      <w:t>2026-07-16</w:t>
       <w:br/>
       <w:br/>
     </w:r>

--- a/klagomål/A 23809-2026 FSC-klagomål.docx
+++ b/klagomål/A 23809-2026 FSC-klagomål.docx
@@ -1176,7 +1176,7 @@
     <w:r>
       <w:tab/>
       <w:tab/>
-      <w:t>2026-07-16</w:t>
+      <w:t>2026-07-17</w:t>
       <w:br/>
       <w:br/>
     </w:r>

--- a/klagomål/A 23809-2026 FSC-klagomål.docx
+++ b/klagomål/A 23809-2026 FSC-klagomål.docx
@@ -1176,7 +1176,7 @@
     <w:r>
       <w:tab/>
       <w:tab/>
-      <w:t>2026-07-17</w:t>
+      <w:t>2026-07-18</w:t>
       <w:br/>
       <w:br/>
     </w:r>

--- a/klagomål/A 23809-2026 FSC-klagomål.docx
+++ b/klagomål/A 23809-2026 FSC-klagomål.docx
@@ -1176,7 +1176,7 @@
     <w:r>
       <w:tab/>
       <w:tab/>
-      <w:t>2026-07-18</w:t>
+      <w:t>2026-07-19</w:t>
       <w:br/>
       <w:br/>
     </w:r>

--- a/klagomål/A 23809-2026 FSC-klagomål.docx
+++ b/klagomål/A 23809-2026 FSC-klagomål.docx
@@ -1176,7 +1176,7 @@
     <w:r>
       <w:tab/>
       <w:tab/>
-      <w:t>2026-07-19</w:t>
+      <w:t>2026-07-20</w:t>
       <w:br/>
       <w:br/>
     </w:r>

--- a/klagomål/A 23809-2026 FSC-klagomål.docx
+++ b/klagomål/A 23809-2026 FSC-klagomål.docx
@@ -1176,7 +1176,7 @@
     <w:r>
       <w:tab/>
       <w:tab/>
-      <w:t>2026-07-20</w:t>
+      <w:t>2026-07-21</w:t>
       <w:br/>
       <w:br/>
     </w:r>

--- a/klagomål/A 23809-2026 FSC-klagomål.docx
+++ b/klagomål/A 23809-2026 FSC-klagomål.docx
@@ -1176,7 +1176,7 @@
     <w:r>
       <w:tab/>
       <w:tab/>
-      <w:t>2026-07-21</w:t>
+      <w:t>2026-07-22</w:t>
       <w:br/>
       <w:br/>
     </w:r>

--- a/klagomål/A 23809-2026 FSC-klagomål.docx
+++ b/klagomål/A 23809-2026 FSC-klagomål.docx
@@ -1176,7 +1176,7 @@
     <w:r>
       <w:tab/>
       <w:tab/>
-      <w:t>2026-07-22</w:t>
+      <w:t>2026-07-23</w:t>
       <w:br/>
       <w:br/>
     </w:r>

--- a/klagomål/A 23809-2026 FSC-klagomål.docx
+++ b/klagomål/A 23809-2026 FSC-klagomål.docx
@@ -1176,7 +1176,7 @@
     <w:r>
       <w:tab/>
       <w:tab/>
-      <w:t>2026-07-23</w:t>
+      <w:t>2026-07-24</w:t>
       <w:br/>
       <w:br/>
     </w:r>

--- a/klagomål/A 23809-2026 FSC-klagomål.docx
+++ b/klagomål/A 23809-2026 FSC-klagomål.docx
@@ -1176,7 +1176,7 @@
     <w:r>
       <w:tab/>
       <w:tab/>
-      <w:t>2026-07-24</w:t>
+      <w:t>2026-07-25</w:t>
       <w:br/>
       <w:br/>
     </w:r>

--- a/klagomål/A 23809-2026 FSC-klagomål.docx
+++ b/klagomål/A 23809-2026 FSC-klagomål.docx
@@ -1176,7 +1176,7 @@
     <w:r>
       <w:tab/>
       <w:tab/>
-      <w:t>2026-07-25</w:t>
+      <w:t>2026-07-26</w:t>
       <w:br/>
       <w:br/>
     </w:r>

--- a/klagomål/A 23809-2026 FSC-klagomål.docx
+++ b/klagomål/A 23809-2026 FSC-klagomål.docx
@@ -1176,7 +1176,7 @@
     <w:r>
       <w:tab/>
       <w:tab/>
-      <w:t>2026-07-26</w:t>
+      <w:t>2026-07-27</w:t>
       <w:br/>
       <w:br/>
     </w:r>

--- a/klagomål/A 23809-2026 FSC-klagomål.docx
+++ b/klagomål/A 23809-2026 FSC-klagomål.docx
@@ -1176,7 +1176,7 @@
     <w:r>
       <w:tab/>
       <w:tab/>
-      <w:t>2026-07-27</w:t>
+      <w:t>2026-07-28</w:t>
       <w:br/>
       <w:br/>
     </w:r>

--- a/klagomål/A 23809-2026 FSC-klagomål.docx
+++ b/klagomål/A 23809-2026 FSC-klagomål.docx
@@ -1176,7 +1176,7 @@
     <w:r>
       <w:tab/>
       <w:tab/>
-      <w:t>2026-07-28</w:t>
+      <w:t>2026-07-29</w:t>
       <w:br/>
       <w:br/>
     </w:r>

--- a/klagomål/A 23809-2026 FSC-klagomål.docx
+++ b/klagomål/A 23809-2026 FSC-klagomål.docx
@@ -1176,7 +1176,7 @@
     <w:r>
       <w:tab/>
       <w:tab/>
-      <w:t>2026-07-29</w:t>
+      <w:t>2026-07-30</w:t>
       <w:br/>
       <w:br/>
     </w:r>

--- a/klagomål/A 23809-2026 FSC-klagomål.docx
+++ b/klagomål/A 23809-2026 FSC-klagomål.docx
@@ -1176,7 +1176,7 @@
     <w:r>
       <w:tab/>
       <w:tab/>
-      <w:t>2026-07-30</w:t>
+      <w:t>2026-07-31</w:t>
       <w:br/>
       <w:br/>
     </w:r>

--- a/klagomål/A 23809-2026 FSC-klagomål.docx
+++ b/klagomål/A 23809-2026 FSC-klagomål.docx
@@ -1176,7 +1176,7 @@
     <w:r>
       <w:tab/>
       <w:tab/>
-      <w:t>2026-07-31</w:t>
+      <w:t>2026-08-01</w:t>
       <w:br/>
       <w:br/>
     </w:r>

--- a/klagomål/A 23809-2026 FSC-klagomål.docx
+++ b/klagomål/A 23809-2026 FSC-klagomål.docx
@@ -1176,7 +1176,7 @@
     <w:r>
       <w:tab/>
       <w:tab/>
-      <w:t>2026-08-01</w:t>
+      <w:t>2026-08-02</w:t>
       <w:br/>
       <w:br/>
     </w:r>

--- a/klagomål/A 23809-2026 FSC-klagomål.docx
+++ b/klagomål/A 23809-2026 FSC-klagomål.docx
@@ -1176,7 +1176,7 @@
     <w:r>
       <w:tab/>
       <w:tab/>
-      <w:t>2026-08-02</w:t>
+      <w:t>2026-08-03</w:t>
       <w:br/>
       <w:br/>
     </w:r>

--- a/klagomål/A 23809-2026 FSC-klagomål.docx
+++ b/klagomål/A 23809-2026 FSC-klagomål.docx
@@ -1176,7 +1176,7 @@
     <w:r>
       <w:tab/>
       <w:tab/>
-      <w:t>2026-08-03</w:t>
+      <w:t>2026-08-04</w:t>
       <w:br/>
       <w:br/>
     </w:r>

--- a/klagomål/A 23809-2026 FSC-klagomål.docx
+++ b/klagomål/A 23809-2026 FSC-klagomål.docx
@@ -1176,7 +1176,7 @@
     <w:r>
       <w:tab/>
       <w:tab/>
-      <w:t>2026-08-04</w:t>
+      <w:t>2026-08-05</w:t>
       <w:br/>
       <w:br/>
     </w:r>

--- a/klagomål/A 23809-2026 FSC-klagomål.docx
+++ b/klagomål/A 23809-2026 FSC-klagomål.docx
@@ -1176,7 +1176,7 @@
     <w:r>
       <w:tab/>
       <w:tab/>
-      <w:t>2026-08-05</w:t>
+      <w:t>2026-08-07</w:t>
       <w:br/>
       <w:br/>
     </w:r>

--- a/klagomål/A 23809-2026 FSC-klagomål.docx
+++ b/klagomål/A 23809-2026 FSC-klagomål.docx
@@ -1176,7 +1176,7 @@
     <w:r>
       <w:tab/>
       <w:tab/>
-      <w:t>2026-08-07</w:t>
+      <w:t>2026-08-08</w:t>
       <w:br/>
       <w:br/>
     </w:r>

--- a/klagomål/A 23809-2026 FSC-klagomål.docx
+++ b/klagomål/A 23809-2026 FSC-klagomål.docx
@@ -216,7 +216,7 @@
         <w:spacing w:after="240"/>
       </w:pPr>
       <w:r>
-        <w:t>Figur 1. Fyndplatser för naturvårdsarter i avverkningsanmälan. Markörer utan svart kant är placerade på fyndplatsen. Markörer med svart kant är placerade vid sidan av fyndplatsen har ett svart streck som visar fyndplatsens exakta position. Kartans mittpunktskoordinat är N 6976429, E 511365 i SWEREF 99 TM.</w:t>
+        <w:t>Figur 1. Fyndplatser för naturvårdsarter i avverkningsanmälan. Markörer utan svart kant är placerade på fyndplatsen. Markörer med svart kant är placerade vid sidan av fyndplatsen och har ett svart streck som visar fyndplatsens exakta position. Kartans mittpunktskoordinat är N 6976429, E 511365 i SWEREF 99 TM.</w:t>
       </w:r>
     </w:p>
     <w:p>
@@ -1176,7 +1176,7 @@
     <w:r>
       <w:tab/>
       <w:tab/>
-      <w:t>2026-08-14</w:t>
+      <w:t>2026-08-15</w:t>
       <w:br/>
       <w:br/>
     </w:r>

--- a/klagomål/A 23809-2026 FSC-klagomål.docx
+++ b/klagomål/A 23809-2026 FSC-klagomål.docx
@@ -1176,7 +1176,7 @@
     <w:r>
       <w:tab/>
       <w:tab/>
-      <w:t>2026-08-15</w:t>
+      <w:t>2026-08-16</w:t>
       <w:br/>
       <w:br/>
     </w:r>

--- a/klagomål/A 23809-2026 FSC-klagomål.docx
+++ b/klagomål/A 23809-2026 FSC-klagomål.docx
@@ -1176,7 +1176,7 @@
     <w:r>
       <w:tab/>
       <w:tab/>
-      <w:t>2026-08-16</w:t>
+      <w:t>2026-08-17</w:t>
       <w:br/>
       <w:br/>
     </w:r>

--- a/klagomål/A 23809-2026 FSC-klagomål.docx
+++ b/klagomål/A 23809-2026 FSC-klagomål.docx
@@ -1176,7 +1176,7 @@
     <w:r>
       <w:tab/>
       <w:tab/>
-      <w:t>2026-08-17</w:t>
+      <w:t>2026-08-18</w:t>
       <w:br/>
       <w:br/>
     </w:r>

--- a/klagomål/A 23809-2026 FSC-klagomål.docx
+++ b/klagomål/A 23809-2026 FSC-klagomål.docx
@@ -1176,7 +1176,7 @@
     <w:r>
       <w:tab/>
       <w:tab/>
-      <w:t>2026-08-18</w:t>
+      <w:t>2026-08-19</w:t>
       <w:br/>
       <w:br/>
     </w:r>

--- a/klagomål/A 23809-2026 FSC-klagomål.docx
+++ b/klagomål/A 23809-2026 FSC-klagomål.docx
@@ -1176,7 +1176,7 @@
     <w:r>
       <w:tab/>
       <w:tab/>
-      <w:t>2026-08-19</w:t>
+      <w:t>2026-08-20</w:t>
       <w:br/>
       <w:br/>
     </w:r>

--- a/klagomål/A 23809-2026 FSC-klagomål.docx
+++ b/klagomål/A 23809-2026 FSC-klagomål.docx
@@ -1176,7 +1176,7 @@
     <w:r>
       <w:tab/>
       <w:tab/>
-      <w:t>2026-08-20</w:t>
+      <w:t>2026-08-21</w:t>
       <w:br/>
       <w:br/>
     </w:r>

--- a/klagomål/A 23809-2026 FSC-klagomål.docx
+++ b/klagomål/A 23809-2026 FSC-klagomål.docx
@@ -1176,7 +1176,7 @@
     <w:r>
       <w:tab/>
       <w:tab/>
-      <w:t>2026-08-21</w:t>
+      <w:t>2026-08-22</w:t>
       <w:br/>
       <w:br/>
     </w:r>

--- a/klagomål/A 23809-2026 FSC-klagomål.docx
+++ b/klagomål/A 23809-2026 FSC-klagomål.docx
@@ -1176,7 +1176,7 @@
     <w:r>
       <w:tab/>
       <w:tab/>
-      <w:t>2026-08-22</w:t>
+      <w:t>2026-08-23</w:t>
       <w:br/>
       <w:br/>
     </w:r>

--- a/klagomål/A 23809-2026 FSC-klagomål.docx
+++ b/klagomål/A 23809-2026 FSC-klagomål.docx
@@ -1176,7 +1176,7 @@
     <w:r>
       <w:tab/>
       <w:tab/>
-      <w:t>2026-08-23</w:t>
+      <w:t>2026-08-24</w:t>
       <w:br/>
       <w:br/>
     </w:r>

--- a/klagomål/A 23809-2026 FSC-klagomål.docx
+++ b/klagomål/A 23809-2026 FSC-klagomål.docx
@@ -1176,7 +1176,7 @@
     <w:r>
       <w:tab/>
       <w:tab/>
-      <w:t>2026-08-24</w:t>
+      <w:t>2026-08-25</w:t>
       <w:br/>
       <w:br/>
     </w:r>

--- a/klagomål/A 23809-2026 FSC-klagomål.docx
+++ b/klagomål/A 23809-2026 FSC-klagomål.docx
@@ -1176,7 +1176,7 @@
     <w:r>
       <w:tab/>
       <w:tab/>
-      <w:t>2026-08-25</w:t>
+      <w:t>2026-08-26</w:t>
       <w:br/>
       <w:br/>
     </w:r>

--- a/klagomål/A 23809-2026 FSC-klagomål.docx
+++ b/klagomål/A 23809-2026 FSC-klagomål.docx
@@ -1176,7 +1176,7 @@
     <w:r>
       <w:tab/>
       <w:tab/>
-      <w:t>2026-08-26</w:t>
+      <w:t>2026-08-27</w:t>
       <w:br/>
       <w:br/>
     </w:r>

--- a/klagomål/A 23809-2026 FSC-klagomål.docx
+++ b/klagomål/A 23809-2026 FSC-klagomål.docx
@@ -1176,7 +1176,7 @@
     <w:r>
       <w:tab/>
       <w:tab/>
-      <w:t>2026-08-27</w:t>
+      <w:t>2026-08-28</w:t>
       <w:br/>
       <w:br/>
     </w:r>

--- a/klagomål/A 23809-2026 FSC-klagomål.docx
+++ b/klagomål/A 23809-2026 FSC-klagomål.docx
@@ -1176,7 +1176,7 @@
     <w:r>
       <w:tab/>
       <w:tab/>
-      <w:t>2026-08-28</w:t>
+      <w:t>2026-08-29</w:t>
       <w:br/>
       <w:br/>
     </w:r>

--- a/klagomål/A 23809-2026 FSC-klagomål.docx
+++ b/klagomål/A 23809-2026 FSC-klagomål.docx
@@ -1176,7 +1176,7 @@
     <w:r>
       <w:tab/>
       <w:tab/>
-      <w:t>2026-08-29</w:t>
+      <w:t>2026-08-31</w:t>
       <w:br/>
       <w:br/>
     </w:r>

--- a/klagomål/A 23809-2026 FSC-klagomål.docx
+++ b/klagomål/A 23809-2026 FSC-klagomål.docx
@@ -1176,7 +1176,7 @@
     <w:r>
       <w:tab/>
       <w:tab/>
-      <w:t>2026-08-31</w:t>
+      <w:t>2026-09-01</w:t>
       <w:br/>
       <w:br/>
     </w:r>

--- a/klagomål/A 23809-2026 FSC-klagomål.docx
+++ b/klagomål/A 23809-2026 FSC-klagomål.docx
@@ -1176,7 +1176,7 @@
     <w:r>
       <w:tab/>
       <w:tab/>
-      <w:t>2026-09-01</w:t>
+      <w:t>2026-09-02</w:t>
       <w:br/>
       <w:br/>
     </w:r>

--- a/klagomål/A 23809-2026 FSC-klagomål.docx
+++ b/klagomål/A 23809-2026 FSC-klagomål.docx
@@ -1176,7 +1176,7 @@
     <w:r>
       <w:tab/>
       <w:tab/>
-      <w:t>2026-09-02</w:t>
+      <w:t>2026-09-03</w:t>
       <w:br/>
       <w:br/>
     </w:r>

--- a/klagomål/A 23809-2026 FSC-klagomål.docx
+++ b/klagomål/A 23809-2026 FSC-klagomål.docx
@@ -1176,7 +1176,7 @@
     <w:r>
       <w:tab/>
       <w:tab/>
-      <w:t>2026-09-03</w:t>
+      <w:t>2026-09-04</w:t>
       <w:br/>
       <w:br/>
     </w:r>

--- a/klagomål/A 23809-2026 FSC-klagomål.docx
+++ b/klagomål/A 23809-2026 FSC-klagomål.docx
@@ -1176,7 +1176,7 @@
     <w:r>
       <w:tab/>
       <w:tab/>
-      <w:t>2026-09-04</w:t>
+      <w:t>2026-09-05</w:t>
       <w:br/>
       <w:br/>
     </w:r>
